--- a/public/ims/PRO-07-PROJECT-DELIVERY.docx
+++ b/public/ims/PRO-07-PROJECT-DELIVERY.docx
@@ -2,6 +2,550 @@
 <file path=word/document.xml><?xml version="1.0" encoding="utf-8"?>
 <w:document xmlns:wpc="http://schemas.microsoft.com/office/word/2010/wordprocessingCanvas" xmlns:mc="http://schemas.openxmlformats.org/markup-compatibility/2006" xmlns:o="urn:schemas-microsoft-com:office:office" xmlns:r="http://schemas.openxmlformats.org/officeDocument/2006/relationships" xmlns:m="http://schemas.openxmlformats.org/officeDocument/2006/math" xmlns:v="urn:schemas-microsoft-com:vml" xmlns:wp14="http://schemas.microsoft.com/office/word/2010/wordprocessingDrawing" xmlns:wp="http://schemas.openxmlformats.org/drawingml/2006/wordprocessingDrawing" xmlns:w10="urn:schemas-microsoft-com:office:word" xmlns:w="http://schemas.openxmlformats.org/wordprocessingml/2006/main" xmlns:w14="http://schemas.microsoft.com/office/word/2010/wordml" xmlns:w15="http://schemas.microsoft.com/office/word/2012/wordml" xmlns:wpg="http://schemas.microsoft.com/office/word/2010/wordprocessingGroup" xmlns:wpi="http://schemas.microsoft.com/office/word/2010/wordprocessingInk" xmlns:wne="http://schemas.microsoft.com/office/word/2006/wordml" xmlns:wps="http://schemas.microsoft.com/office/word/2010/wordprocessingShape" xmlns:cx="http://schemas.microsoft.com/office/drawing/2014/chartex" xmlns:cx1="http://schemas.microsoft.com/office/drawing/2015/9/8/chartex" xmlns:cx2="http://schemas.microsoft.com/office/drawing/2015/10/21/chartex" xmlns:cx3="http://schemas.microsoft.com/office/drawing/2016/5/9/chartex" xmlns:cx4="http://schemas.microsoft.com/office/drawing/2016/5/10/chartex" xmlns:cx5="http://schemas.microsoft.com/office/drawing/2016/5/11/chartex" xmlns:cx6="http://schemas.microsoft.com/office/drawing/2016/5/12/chartex" xmlns:cx7="http://schemas.microsoft.com/office/drawing/2016/5/13/chartex" xmlns:cx8="http://schemas.microsoft.com/office/drawing/2016/5/14/chartex" xmlns:aink="http://schemas.microsoft.com/office/drawing/2016/ink" xmlns:am3d="http://schemas.microsoft.com/office/drawing/2017/model3d" xmlns:w16cex="http://schemas.microsoft.com/office/word/2018/wordml/cex" xmlns:w16cid="http://schemas.microsoft.com/office/word/2016/wordml/cid" xmlns:w16="http://schemas.microsoft.com/office/word/2018/wordml" xmlns:w16sdtdh="http://schemas.microsoft.com/office/word/2020/wordml/sdtdatahash" xmlns:w16se="http://schemas.microsoft.com/office/word/2015/wordml/symex" mc:Ignorable="w14 w15 wp14">
   <w:body>
+    <w:p>
+      <w:pPr>
+        <w:shd w:fill="0F172A" w:val="clear"/>
+        <w:spacing w:after="140" w:before="140"/>
+        <w:ind w:left="200"/>
+      </w:pPr>
+      <w:r>
+        <w:rPr>
+          <w:rFonts w:ascii="Arial" w:cs="Arial" w:eastAsia="Arial" w:hAnsi="Arial"/>
+          <w:b/>
+          <w:bCs/>
+          <w:color w:val="FFFFFF"/>
+          <w:sz w:val="22"/>
+          <w:szCs w:val="22"/>
+        </w:rPr>
+        <w:t xml:space="preserve">PREQAL INTEGRATED MANAGEMENT SYSTEM  ·  Controlled Document — Internal Use Only</w:t>
+      </w:r>
+    </w:p>
+    <w:p>
+      <w:pPr>
+        <w:spacing w:after="60" w:before="120"/>
+      </w:pPr>
+    </w:p>
+    <w:p>
+      <w:pPr>
+        <w:spacing w:after="60" w:before="240"/>
+      </w:pPr>
+      <w:r>
+        <w:rPr>
+          <w:rFonts w:ascii="Arial" w:cs="Arial" w:eastAsia="Arial" w:hAnsi="Arial"/>
+          <w:b/>
+          <w:bCs/>
+          <w:color w:val="0F172A"/>
+          <w:sz w:val="44"/>
+          <w:szCs w:val="44"/>
+        </w:rPr>
+        <w:t xml:space="preserve">SOP-06: Project Scoping &amp; Delivery</w:t>
+      </w:r>
+    </w:p>
+    <w:p>
+      <w:pPr>
+        <w:spacing w:after="200" w:before="0"/>
+      </w:pPr>
+      <w:r>
+        <w:rPr>
+          <w:rFonts w:ascii="Arial" w:cs="Arial" w:eastAsia="Arial" w:hAnsi="Arial"/>
+          <w:color w:val="64748B"/>
+          <w:sz w:val="24"/>
+          <w:szCs w:val="24"/>
+        </w:rPr>
+        <w:t xml:space="preserve">Standard Operating Procedure</w:t>
+      </w:r>
+    </w:p>
+    <w:p>
+      <w:pPr>
+        <w:spacing w:after="80" w:before="40"/>
+      </w:pPr>
+    </w:p>
+    <w:tbl>
+      <w:tblPr>
+        <w:tblW w:type="dxa" w:w="10080"/>
+        <w:tblBorders>
+          <w:top w:val="single" w:color="auto" w:sz="4"/>
+          <w:left w:val="single" w:color="auto" w:sz="4"/>
+          <w:bottom w:val="single" w:color="auto" w:sz="4"/>
+          <w:right w:val="single" w:color="auto" w:sz="4"/>
+          <w:insideH w:val="single" w:color="auto" w:sz="4"/>
+          <w:insideV w:val="single" w:color="auto" w:sz="4"/>
+        </w:tblBorders>
+      </w:tblPr>
+      <w:tblGrid>
+        <w:gridCol w:w="2600"/>
+        <w:gridCol w:w="7480"/>
+      </w:tblGrid>
+      <w:tr>
+        <w:tc>
+          <w:tcPr>
+            <w:tcW w:type="dxa" w:w="2600"/>
+            <w:tcBorders>
+              <w:top w:val="single" w:color="CBD5E1" w:sz="1"/>
+              <w:left w:val="single" w:color="CBD5E1" w:sz="1"/>
+              <w:bottom w:val="single" w:color="CBD5E1" w:sz="1"/>
+              <w:right w:val="single" w:color="CBD5E1" w:sz="1"/>
+            </w:tcBorders>
+            <w:shd w:fill="0F172A" w:val="clear"/>
+            <w:tcMar>
+              <w:top w:type="dxa" w:w="80"/>
+              <w:left w:type="dxa" w:w="120"/>
+              <w:bottom w:type="dxa" w:w="80"/>
+              <w:right w:type="dxa" w:w="120"/>
+            </w:tcMar>
+          </w:tcPr>
+          <w:p>
+            <w:pPr>
+              <w:spacing w:after="0" w:before="0"/>
+            </w:pPr>
+            <w:r>
+              <w:rPr>
+                <w:rFonts w:ascii="Arial" w:cs="Arial" w:eastAsia="Arial" w:hAnsi="Arial"/>
+                <w:b/>
+                <w:bCs/>
+                <w:color w:val="FFFFFF"/>
+                <w:sz w:val="20"/>
+                <w:szCs w:val="20"/>
+              </w:rPr>
+              <w:t xml:space="preserve">Document No</w:t>
+            </w:r>
+          </w:p>
+        </w:tc>
+        <w:tc>
+          <w:tcPr>
+            <w:tcW w:type="dxa" w:w="7480"/>
+            <w:tcBorders>
+              <w:top w:val="single" w:color="CBD5E1" w:sz="1"/>
+              <w:left w:val="single" w:color="CBD5E1" w:sz="1"/>
+              <w:bottom w:val="single" w:color="CBD5E1" w:sz="1"/>
+              <w:right w:val="single" w:color="CBD5E1" w:sz="1"/>
+            </w:tcBorders>
+            <w:shd w:fill="FFFFFF" w:val="clear"/>
+            <w:tcMar>
+              <w:top w:type="dxa" w:w="80"/>
+              <w:left w:type="dxa" w:w="120"/>
+              <w:bottom w:type="dxa" w:w="80"/>
+              <w:right w:type="dxa" w:w="120"/>
+            </w:tcMar>
+          </w:tcPr>
+          <w:p>
+            <w:pPr>
+              <w:spacing w:after="0" w:before="0"/>
+            </w:pPr>
+            <w:r>
+              <w:rPr>
+                <w:rFonts w:ascii="Arial" w:cs="Arial" w:eastAsia="Arial" w:hAnsi="Arial"/>
+                <w:sz w:val="20"/>
+                <w:szCs w:val="20"/>
+              </w:rPr>
+              <w:t xml:space="preserve"/>
+            </w:r>
+          </w:p>
+        </w:tc>
+      </w:tr>
+      <w:tr>
+        <w:tc>
+          <w:tcPr>
+            <w:tcW w:type="dxa" w:w="2600"/>
+            <w:tcBorders>
+              <w:top w:val="single" w:color="CBD5E1" w:sz="1"/>
+              <w:left w:val="single" w:color="CBD5E1" w:sz="1"/>
+              <w:bottom w:val="single" w:color="CBD5E1" w:sz="1"/>
+              <w:right w:val="single" w:color="CBD5E1" w:sz="1"/>
+            </w:tcBorders>
+            <w:shd w:fill="0F172A" w:val="clear"/>
+            <w:tcMar>
+              <w:top w:type="dxa" w:w="80"/>
+              <w:left w:type="dxa" w:w="120"/>
+              <w:bottom w:type="dxa" w:w="80"/>
+              <w:right w:type="dxa" w:w="120"/>
+            </w:tcMar>
+          </w:tcPr>
+          <w:p>
+            <w:pPr>
+              <w:spacing w:after="0" w:before="0"/>
+            </w:pPr>
+            <w:r>
+              <w:rPr>
+                <w:rFonts w:ascii="Arial" w:cs="Arial" w:eastAsia="Arial" w:hAnsi="Arial"/>
+                <w:b/>
+                <w:bCs/>
+                <w:color w:val="FFFFFF"/>
+                <w:sz w:val="20"/>
+                <w:szCs w:val="20"/>
+              </w:rPr>
+              <w:t xml:space="preserve">Version</w:t>
+            </w:r>
+          </w:p>
+        </w:tc>
+        <w:tc>
+          <w:tcPr>
+            <w:tcW w:type="dxa" w:w="7480"/>
+            <w:tcBorders>
+              <w:top w:val="single" w:color="CBD5E1" w:sz="1"/>
+              <w:left w:val="single" w:color="CBD5E1" w:sz="1"/>
+              <w:bottom w:val="single" w:color="CBD5E1" w:sz="1"/>
+              <w:right w:val="single" w:color="CBD5E1" w:sz="1"/>
+            </w:tcBorders>
+            <w:shd w:fill="F8FAFC" w:val="clear"/>
+            <w:tcMar>
+              <w:top w:type="dxa" w:w="80"/>
+              <w:left w:type="dxa" w:w="120"/>
+              <w:bottom w:type="dxa" w:w="80"/>
+              <w:right w:type="dxa" w:w="120"/>
+            </w:tcMar>
+          </w:tcPr>
+          <w:p>
+            <w:pPr>
+              <w:spacing w:after="0" w:before="0"/>
+            </w:pPr>
+            <w:r>
+              <w:rPr>
+                <w:rFonts w:ascii="Arial" w:cs="Arial" w:eastAsia="Arial" w:hAnsi="Arial"/>
+                <w:sz w:val="20"/>
+                <w:szCs w:val="20"/>
+              </w:rPr>
+              <w:t xml:space="preserve">1.0</w:t>
+            </w:r>
+          </w:p>
+        </w:tc>
+      </w:tr>
+      <w:tr>
+        <w:tc>
+          <w:tcPr>
+            <w:tcW w:type="dxa" w:w="2600"/>
+            <w:tcBorders>
+              <w:top w:val="single" w:color="CBD5E1" w:sz="1"/>
+              <w:left w:val="single" w:color="CBD5E1" w:sz="1"/>
+              <w:bottom w:val="single" w:color="CBD5E1" w:sz="1"/>
+              <w:right w:val="single" w:color="CBD5E1" w:sz="1"/>
+            </w:tcBorders>
+            <w:shd w:fill="0F172A" w:val="clear"/>
+            <w:tcMar>
+              <w:top w:type="dxa" w:w="80"/>
+              <w:left w:type="dxa" w:w="120"/>
+              <w:bottom w:type="dxa" w:w="80"/>
+              <w:right w:type="dxa" w:w="120"/>
+            </w:tcMar>
+          </w:tcPr>
+          <w:p>
+            <w:pPr>
+              <w:spacing w:after="0" w:before="0"/>
+            </w:pPr>
+            <w:r>
+              <w:rPr>
+                <w:rFonts w:ascii="Arial" w:cs="Arial" w:eastAsia="Arial" w:hAnsi="Arial"/>
+                <w:b/>
+                <w:bCs/>
+                <w:color w:val="FFFFFF"/>
+                <w:sz w:val="20"/>
+                <w:szCs w:val="20"/>
+              </w:rPr>
+              <w:t xml:space="preserve">Effective Date</w:t>
+            </w:r>
+          </w:p>
+        </w:tc>
+        <w:tc>
+          <w:tcPr>
+            <w:tcW w:type="dxa" w:w="7480"/>
+            <w:tcBorders>
+              <w:top w:val="single" w:color="CBD5E1" w:sz="1"/>
+              <w:left w:val="single" w:color="CBD5E1" w:sz="1"/>
+              <w:bottom w:val="single" w:color="CBD5E1" w:sz="1"/>
+              <w:right w:val="single" w:color="CBD5E1" w:sz="1"/>
+            </w:tcBorders>
+            <w:shd w:fill="FFFFFF" w:val="clear"/>
+            <w:tcMar>
+              <w:top w:type="dxa" w:w="80"/>
+              <w:left w:type="dxa" w:w="120"/>
+              <w:bottom w:type="dxa" w:w="80"/>
+              <w:right w:type="dxa" w:w="120"/>
+            </w:tcMar>
+          </w:tcPr>
+          <w:p>
+            <w:pPr>
+              <w:spacing w:after="0" w:before="0"/>
+            </w:pPr>
+            <w:r>
+              <w:rPr>
+                <w:rFonts w:ascii="Arial" w:cs="Arial" w:eastAsia="Arial" w:hAnsi="Arial"/>
+                <w:sz w:val="20"/>
+                <w:szCs w:val="20"/>
+              </w:rPr>
+              <w:t xml:space="preserve">2026-05-07</w:t>
+            </w:r>
+          </w:p>
+        </w:tc>
+      </w:tr>
+      <w:tr>
+        <w:tc>
+          <w:tcPr>
+            <w:tcW w:type="dxa" w:w="2600"/>
+            <w:tcBorders>
+              <w:top w:val="single" w:color="CBD5E1" w:sz="1"/>
+              <w:left w:val="single" w:color="CBD5E1" w:sz="1"/>
+              <w:bottom w:val="single" w:color="CBD5E1" w:sz="1"/>
+              <w:right w:val="single" w:color="CBD5E1" w:sz="1"/>
+            </w:tcBorders>
+            <w:shd w:fill="0F172A" w:val="clear"/>
+            <w:tcMar>
+              <w:top w:type="dxa" w:w="80"/>
+              <w:left w:type="dxa" w:w="120"/>
+              <w:bottom w:type="dxa" w:w="80"/>
+              <w:right w:type="dxa" w:w="120"/>
+            </w:tcMar>
+          </w:tcPr>
+          <w:p>
+            <w:pPr>
+              <w:spacing w:after="0" w:before="0"/>
+            </w:pPr>
+            <w:r>
+              <w:rPr>
+                <w:rFonts w:ascii="Arial" w:cs="Arial" w:eastAsia="Arial" w:hAnsi="Arial"/>
+                <w:b/>
+                <w:bCs/>
+                <w:color w:val="FFFFFF"/>
+                <w:sz w:val="20"/>
+                <w:szCs w:val="20"/>
+              </w:rPr>
+              <w:t xml:space="preserve">Document Owner</w:t>
+            </w:r>
+          </w:p>
+        </w:tc>
+        <w:tc>
+          <w:tcPr>
+            <w:tcW w:type="dxa" w:w="7480"/>
+            <w:tcBorders>
+              <w:top w:val="single" w:color="CBD5E1" w:sz="1"/>
+              <w:left w:val="single" w:color="CBD5E1" w:sz="1"/>
+              <w:bottom w:val="single" w:color="CBD5E1" w:sz="1"/>
+              <w:right w:val="single" w:color="CBD5E1" w:sz="1"/>
+            </w:tcBorders>
+            <w:shd w:fill="F8FAFC" w:val="clear"/>
+            <w:tcMar>
+              <w:top w:type="dxa" w:w="80"/>
+              <w:left w:type="dxa" w:w="120"/>
+              <w:bottom w:type="dxa" w:w="80"/>
+              <w:right w:type="dxa" w:w="120"/>
+            </w:tcMar>
+          </w:tcPr>
+          <w:p>
+            <w:pPr>
+              <w:spacing w:after="0" w:before="0"/>
+            </w:pPr>
+            <w:r>
+              <w:rPr>
+                <w:rFonts w:ascii="Arial" w:cs="Arial" w:eastAsia="Arial" w:hAnsi="Arial"/>
+                <w:sz w:val="20"/>
+                <w:szCs w:val="20"/>
+              </w:rPr>
+              <w:t xml:space="preserve">Dr. Stefan Gravesande</w:t>
+            </w:r>
+          </w:p>
+        </w:tc>
+      </w:tr>
+      <w:tr>
+        <w:tc>
+          <w:tcPr>
+            <w:tcW w:type="dxa" w:w="2600"/>
+            <w:tcBorders>
+              <w:top w:val="single" w:color="CBD5E1" w:sz="1"/>
+              <w:left w:val="single" w:color="CBD5E1" w:sz="1"/>
+              <w:bottom w:val="single" w:color="CBD5E1" w:sz="1"/>
+              <w:right w:val="single" w:color="CBD5E1" w:sz="1"/>
+            </w:tcBorders>
+            <w:shd w:fill="0F172A" w:val="clear"/>
+            <w:tcMar>
+              <w:top w:type="dxa" w:w="80"/>
+              <w:left w:type="dxa" w:w="120"/>
+              <w:bottom w:type="dxa" w:w="80"/>
+              <w:right w:type="dxa" w:w="120"/>
+            </w:tcMar>
+          </w:tcPr>
+          <w:p>
+            <w:pPr>
+              <w:spacing w:after="0" w:before="0"/>
+            </w:pPr>
+            <w:r>
+              <w:rPr>
+                <w:rFonts w:ascii="Arial" w:cs="Arial" w:eastAsia="Arial" w:hAnsi="Arial"/>
+                <w:b/>
+                <w:bCs/>
+                <w:color w:val="FFFFFF"/>
+                <w:sz w:val="20"/>
+                <w:szCs w:val="20"/>
+              </w:rPr>
+              <w:t xml:space="preserve">ISO Reference</w:t>
+            </w:r>
+          </w:p>
+        </w:tc>
+        <w:tc>
+          <w:tcPr>
+            <w:tcW w:type="dxa" w:w="7480"/>
+            <w:tcBorders>
+              <w:top w:val="single" w:color="CBD5E1" w:sz="1"/>
+              <w:left w:val="single" w:color="CBD5E1" w:sz="1"/>
+              <w:bottom w:val="single" w:color="CBD5E1" w:sz="1"/>
+              <w:right w:val="single" w:color="CBD5E1" w:sz="1"/>
+            </w:tcBorders>
+            <w:shd w:fill="FFFFFF" w:val="clear"/>
+            <w:tcMar>
+              <w:top w:type="dxa" w:w="80"/>
+              <w:left w:type="dxa" w:w="120"/>
+              <w:bottom w:type="dxa" w:w="80"/>
+              <w:right w:type="dxa" w:w="120"/>
+            </w:tcMar>
+          </w:tcPr>
+          <w:p>
+            <w:pPr>
+              <w:spacing w:after="0" w:before="0"/>
+            </w:pPr>
+            <w:r>
+              <w:rPr>
+                <w:rFonts w:ascii="Arial" w:cs="Arial" w:eastAsia="Arial" w:hAnsi="Arial"/>
+                <w:sz w:val="20"/>
+                <w:szCs w:val="20"/>
+              </w:rPr>
+              <w:t xml:space="preserve"/>
+            </w:r>
+          </w:p>
+        </w:tc>
+      </w:tr>
+      <w:tr>
+        <w:tc>
+          <w:tcPr>
+            <w:tcW w:type="dxa" w:w="2600"/>
+            <w:tcBorders>
+              <w:top w:val="single" w:color="CBD5E1" w:sz="1"/>
+              <w:left w:val="single" w:color="CBD5E1" w:sz="1"/>
+              <w:bottom w:val="single" w:color="CBD5E1" w:sz="1"/>
+              <w:right w:val="single" w:color="CBD5E1" w:sz="1"/>
+            </w:tcBorders>
+            <w:shd w:fill="0F172A" w:val="clear"/>
+            <w:tcMar>
+              <w:top w:type="dxa" w:w="80"/>
+              <w:left w:type="dxa" w:w="120"/>
+              <w:bottom w:type="dxa" w:w="80"/>
+              <w:right w:type="dxa" w:w="120"/>
+            </w:tcMar>
+          </w:tcPr>
+          <w:p>
+            <w:pPr>
+              <w:spacing w:after="0" w:before="0"/>
+            </w:pPr>
+            <w:r>
+              <w:rPr>
+                <w:rFonts w:ascii="Arial" w:cs="Arial" w:eastAsia="Arial" w:hAnsi="Arial"/>
+                <w:b/>
+                <w:bCs/>
+                <w:color w:val="FFFFFF"/>
+                <w:sz w:val="20"/>
+                <w:szCs w:val="20"/>
+              </w:rPr>
+              <w:t xml:space="preserve">Related Documents</w:t>
+            </w:r>
+          </w:p>
+        </w:tc>
+        <w:tc>
+          <w:tcPr>
+            <w:tcW w:type="dxa" w:w="7480"/>
+            <w:tcBorders>
+              <w:top w:val="single" w:color="CBD5E1" w:sz="1"/>
+              <w:left w:val="single" w:color="CBD5E1" w:sz="1"/>
+              <w:bottom w:val="single" w:color="CBD5E1" w:sz="1"/>
+              <w:right w:val="single" w:color="CBD5E1" w:sz="1"/>
+            </w:tcBorders>
+            <w:shd w:fill="F8FAFC" w:val="clear"/>
+            <w:tcMar>
+              <w:top w:type="dxa" w:w="80"/>
+              <w:left w:type="dxa" w:w="120"/>
+              <w:bottom w:type="dxa" w:w="80"/>
+              <w:right w:type="dxa" w:w="120"/>
+            </w:tcMar>
+          </w:tcPr>
+          <w:p>
+            <w:pPr>
+              <w:spacing w:after="0" w:before="0"/>
+            </w:pPr>
+            <w:r>
+              <w:rPr>
+                <w:rFonts w:ascii="Arial" w:cs="Arial" w:eastAsia="Arial" w:hAnsi="Arial"/>
+                <w:sz w:val="20"/>
+                <w:szCs w:val="20"/>
+              </w:rPr>
+              <w:t xml:space="preserve"/>
+            </w:r>
+          </w:p>
+        </w:tc>
+      </w:tr>
+      <w:tr>
+        <w:tc>
+          <w:tcPr>
+            <w:tcW w:type="dxa" w:w="2600"/>
+            <w:tcBorders>
+              <w:top w:val="single" w:color="CBD5E1" w:sz="1"/>
+              <w:left w:val="single" w:color="CBD5E1" w:sz="1"/>
+              <w:bottom w:val="single" w:color="CBD5E1" w:sz="1"/>
+              <w:right w:val="single" w:color="CBD5E1" w:sz="1"/>
+            </w:tcBorders>
+            <w:shd w:fill="0F172A" w:val="clear"/>
+            <w:tcMar>
+              <w:top w:type="dxa" w:w="80"/>
+              <w:left w:type="dxa" w:w="120"/>
+              <w:bottom w:type="dxa" w:w="80"/>
+              <w:right w:type="dxa" w:w="120"/>
+            </w:tcMar>
+          </w:tcPr>
+          <w:p>
+            <w:pPr>
+              <w:spacing w:after="0" w:before="0"/>
+            </w:pPr>
+            <w:r>
+              <w:rPr>
+                <w:rFonts w:ascii="Arial" w:cs="Arial" w:eastAsia="Arial" w:hAnsi="Arial"/>
+                <w:b/>
+                <w:bCs/>
+                <w:color w:val="FFFFFF"/>
+                <w:sz w:val="20"/>
+                <w:szCs w:val="20"/>
+              </w:rPr>
+              <w:t xml:space="preserve">Classification</w:t>
+            </w:r>
+          </w:p>
+        </w:tc>
+        <w:tc>
+          <w:tcPr>
+            <w:tcW w:type="dxa" w:w="7480"/>
+            <w:tcBorders>
+              <w:top w:val="single" w:color="CBD5E1" w:sz="1"/>
+              <w:left w:val="single" w:color="CBD5E1" w:sz="1"/>
+              <w:bottom w:val="single" w:color="CBD5E1" w:sz="1"/>
+              <w:right w:val="single" w:color="CBD5E1" w:sz="1"/>
+            </w:tcBorders>
+            <w:shd w:fill="FFFFFF" w:val="clear"/>
+            <w:tcMar>
+              <w:top w:type="dxa" w:w="80"/>
+              <w:left w:type="dxa" w:w="120"/>
+              <w:bottom w:type="dxa" w:w="80"/>
+              <w:right w:type="dxa" w:w="120"/>
+            </w:tcMar>
+          </w:tcPr>
+          <w:p>
+            <w:pPr>
+              <w:spacing w:after="0" w:before="0"/>
+            </w:pPr>
+            <w:r>
+              <w:rPr>
+                <w:rFonts w:ascii="Arial" w:cs="Arial" w:eastAsia="Arial" w:hAnsi="Arial"/>
+                <w:sz w:val="20"/>
+                <w:szCs w:val="20"/>
+              </w:rPr>
+              <w:t xml:space="preserve">Internal — Controlled Document</w:t>
+            </w:r>
+          </w:p>
+        </w:tc>
+      </w:tr>
+    </w:tbl>
     <w:p>
       <w:pPr>
         <w:spacing w:before="240" w:after="80"/>
@@ -1075,6 +1619,14 @@
       </w:r>
     </w:p>
     <w:p/>
+    <w:sectPr>
+      <w:headerReference w:type="default" r:id="rId7"/>
+      <w:footerReference w:type="default" r:id="rId8"/>
+      <w:pgSz w:w="12240" w:h="15840" w:orient="portrait"/>
+      <w:pgMar w:top="1080" w:right="1080" w:bottom="1080" w:left="1080" w:header="708" w:footer="708" w:gutter="0"/>
+      <w:pgNumType/>
+      <w:docGrid w:linePitch="360"/>
+    </w:sectPr>
     <w:sectPr>
       <w:headerReference w:type="default" r:id="rId7"/>
       <w:footerReference w:type="default" r:id="rId8"/>

--- a/public/ims/PRO-07-PROJECT-DELIVERY.docx
+++ b/public/ims/PRO-07-PROJECT-DELIVERY.docx
@@ -1619,14 +1619,6 @@
       </w:r>
     </w:p>
     <w:p/>
-    <w:sectPr>
-      <w:headerReference w:type="default" r:id="rId7"/>
-      <w:footerReference w:type="default" r:id="rId8"/>
-      <w:pgSz w:w="12240" w:h="15840" w:orient="portrait"/>
-      <w:pgMar w:top="1080" w:right="1080" w:bottom="1080" w:left="1080" w:header="708" w:footer="708" w:gutter="0"/>
-      <w:pgNumType/>
-      <w:docGrid w:linePitch="360"/>
-    </w:sectPr>
     <w:sectPr>
       <w:headerReference w:type="default" r:id="rId7"/>
       <w:footerReference w:type="default" r:id="rId8"/>

--- a/public/ims/PRO-07-PROJECT-DELIVERY.docx
+++ b/public/ims/PRO-07-PROJECT-DELIVERY.docx
@@ -548,10 +548,13 @@
     </w:tbl>
     <w:p>
       <w:pPr>
-        <w:spacing w:before="240" w:after="80"/>
-      </w:pPr>
-      <w:r>
-        <w:rPr>
+        <w:spacing w:line="360" w:lineRule="auto" w:before="240" w:after="80"/>
+        <w:keepLines/>
+        <w:pageBreakBefore/>
+      </w:pPr>
+      <w:r>
+        <w:rPr>
+          <w:rFonts w:ascii="Times New Roman" w:hAnsi="Times New Roman" w:cs="Times New Roman"/>
           <w:b/>
           <w:bCs/>
           <w:sz w:val="28"/>
@@ -563,18 +566,26 @@
     </w:p>
     <w:p>
       <w:pPr>
-        <w:spacing w:after="80"/>
-      </w:pPr>
-      <w:r>
+        <w:spacing w:line="360" w:lineRule="auto" w:after="80"/>
+        <w:keepLines/>
+      </w:pPr>
+      <w:r>
+        <w:rPr>
+          <w:rFonts w:ascii="Times New Roman" w:hAnsi="Times New Roman" w:cs="Times New Roman"/>
+          <w:sz w:val="24"/>
+          <w:szCs w:val="24"/>
+        </w:rPr>
         <w:t xml:space="preserve">To ensure every Preqal engagement is delivered consistently, on scope, on time, and to a standard that demonstrably solves the client's quality problem — with full traceability of all decisions, deliverables, and communications.</w:t>
       </w:r>
     </w:p>
     <w:p>
       <w:pPr>
-        <w:spacing w:before="240" w:after="80"/>
-      </w:pPr>
-      <w:r>
-        <w:rPr>
+        <w:spacing w:line="360" w:lineRule="auto" w:before="240" w:after="80"/>
+        <w:keepLines/>
+      </w:pPr>
+      <w:r>
+        <w:rPr>
+          <w:rFonts w:ascii="Times New Roman" w:hAnsi="Times New Roman" w:cs="Times New Roman"/>
           <w:b/>
           <w:bCs/>
           <w:sz w:val="28"/>
@@ -586,18 +597,26 @@
     </w:p>
     <w:p>
       <w:pPr>
-        <w:spacing w:after="80"/>
-      </w:pPr>
-      <w:r>
+        <w:spacing w:line="360" w:lineRule="auto" w:after="80"/>
+        <w:keepLines/>
+      </w:pPr>
+      <w:r>
+        <w:rPr>
+          <w:rFonts w:ascii="Times New Roman" w:hAnsi="Times New Roman" w:cs="Times New Roman"/>
+          <w:sz w:val="24"/>
+          <w:szCs w:val="24"/>
+        </w:rPr>
         <w:t xml:space="preserve">Applies from project kickoff (first meeting with client) through to submission of final deliverables. Covers all Preqal service types: Gap Analysis, QMS/IMS Development, ISO Certification Support, Training, National Framework Development.</w:t>
       </w:r>
     </w:p>
     <w:p>
       <w:pPr>
-        <w:spacing w:before="240" w:after="80"/>
-      </w:pPr>
-      <w:r>
-        <w:rPr>
+        <w:spacing w:line="360" w:lineRule="auto" w:before="240" w:after="80"/>
+        <w:keepLines/>
+      </w:pPr>
+      <w:r>
+        <w:rPr>
+          <w:rFonts w:ascii="Times New Roman" w:hAnsi="Times New Roman" w:cs="Times New Roman"/>
           <w:b/>
           <w:bCs/>
           <w:sz w:val="28"/>
@@ -609,102 +628,158 @@
     </w:p>
     <w:p>
       <w:pPr>
-        <w:spacing w:after="80"/>
-      </w:pPr>
-      <w:r>
-        <w:rPr>
-          <w:b/>
-          <w:bCs/>
+        <w:spacing w:line="360" w:lineRule="auto" w:after="80"/>
+        <w:keepLines/>
+      </w:pPr>
+      <w:r>
+        <w:rPr>
+          <w:rFonts w:ascii="Times New Roman" w:hAnsi="Times New Roman" w:cs="Times New Roman"/>
+          <w:b/>
+          <w:bCs/>
+          <w:sz w:val="24"/>
+          <w:szCs w:val="24"/>
         </w:rPr>
         <w:t xml:space="preserve">🧑  Human Employee Roles</w:t>
       </w:r>
     </w:p>
     <w:p>
       <w:pPr>
-        <w:spacing w:after="80"/>
-      </w:pPr>
-      <w:r>
+        <w:spacing w:line="360" w:lineRule="auto" w:after="80"/>
+        <w:keepLines/>
+      </w:pPr>
+      <w:r>
+        <w:rPr>
+          <w:rFonts w:ascii="Times New Roman" w:hAnsi="Times New Roman" w:cs="Times New Roman"/>
+          <w:sz w:val="24"/>
+          <w:szCs w:val="24"/>
+        </w:rPr>
         <w:t xml:space="preserve">Role | Responsibility | Type</w:t>
       </w:r>
     </w:p>
     <w:p>
       <w:pPr>
-        <w:spacing w:after="80"/>
-      </w:pPr>
-      <w:r>
+        <w:spacing w:line="360" w:lineRule="auto" w:after="80"/>
+        <w:keepLines/>
+      </w:pPr>
+      <w:r>
+        <w:rPr>
+          <w:rFonts w:ascii="Times New Roman" w:hAnsi="Times New Roman" w:cs="Times New Roman"/>
+          <w:sz w:val="24"/>
+          <w:szCs w:val="24"/>
+        </w:rPr>
         <w:t xml:space="preserve">Dr. Gravesande | Leads all client-facing engagement; approves all deliverables; accountable for quality of output | Human Employee</w:t>
       </w:r>
     </w:p>
     <w:p>
       <w:pPr>
-        <w:spacing w:after="80"/>
-      </w:pPr>
-      <w:r>
+        <w:spacing w:line="360" w:lineRule="auto" w:after="80"/>
+        <w:keepLines/>
+      </w:pPr>
+      <w:r>
+        <w:rPr>
+          <w:rFonts w:ascii="Times New Roman" w:hAnsi="Times New Roman" w:cs="Times New Roman"/>
+          <w:sz w:val="24"/>
+          <w:szCs w:val="24"/>
+        </w:rPr>
         <w:t xml:space="preserve">Client Project Champion | Single point of contact on the client side; facilitates access to staff, documents, and processes | Human Employee</w:t>
       </w:r>
     </w:p>
     <w:p>
       <w:pPr>
-        <w:spacing w:after="80"/>
-      </w:pPr>
-      <w:r>
-        <w:rPr>
-          <w:b/>
-          <w:bCs/>
+        <w:spacing w:line="360" w:lineRule="auto" w:after="80"/>
+        <w:keepLines/>
+      </w:pPr>
+      <w:r>
+        <w:rPr>
+          <w:rFonts w:ascii="Times New Roman" w:hAnsi="Times New Roman" w:cs="Times New Roman"/>
+          <w:b/>
+          <w:bCs/>
+          <w:sz w:val="24"/>
+          <w:szCs w:val="24"/>
         </w:rPr>
         <w:t xml:space="preserve">🤖  Agentic Employee Roles</w:t>
       </w:r>
     </w:p>
     <w:p>
       <w:pPr>
-        <w:spacing w:after="80"/>
-      </w:pPr>
-      <w:r>
+        <w:spacing w:line="360" w:lineRule="auto" w:after="80"/>
+        <w:keepLines/>
+      </w:pPr>
+      <w:r>
+        <w:rPr>
+          <w:rFonts w:ascii="Times New Roman" w:hAnsi="Times New Roman" w:cs="Times New Roman"/>
+          <w:sz w:val="24"/>
+          <w:szCs w:val="24"/>
+        </w:rPr>
         <w:t xml:space="preserve">Agent | Responsibility | Type</w:t>
       </w:r>
     </w:p>
     <w:p>
       <w:pPr>
-        <w:spacing w:after="80"/>
-      </w:pPr>
-      <w:r>
+        <w:spacing w:line="360" w:lineRule="auto" w:after="80"/>
+        <w:keepLines/>
+      </w:pPr>
+      <w:r>
+        <w:rPr>
+          <w:rFonts w:ascii="Times New Roman" w:hAnsi="Times New Roman" w:cs="Times New Roman"/>
+          <w:sz w:val="24"/>
+          <w:szCs w:val="24"/>
+        </w:rPr>
         <w:t xml:space="preserve">Research Agent | Pulls relevant standard requirements, industry benchmarks, and regulatory context for the specific engagement | Agentic Employee</w:t>
       </w:r>
     </w:p>
     <w:p>
       <w:pPr>
-        <w:spacing w:after="80"/>
-      </w:pPr>
-      <w:r>
+        <w:spacing w:line="360" w:lineRule="auto" w:after="80"/>
+        <w:keepLines/>
+      </w:pPr>
+      <w:r>
+        <w:rPr>
+          <w:rFonts w:ascii="Times New Roman" w:hAnsi="Times New Roman" w:cs="Times New Roman"/>
+          <w:sz w:val="24"/>
+          <w:szCs w:val="24"/>
+        </w:rPr>
         <w:t xml:space="preserve">Documentation Agent | Drafts procedures, work instructions, and policy documents based on gap analysis findings and Dr. Gravesande's direction | Agentic Employee</w:t>
       </w:r>
     </w:p>
     <w:p>
       <w:pPr>
-        <w:spacing w:after="80"/>
-      </w:pPr>
-      <w:r>
+        <w:spacing w:line="360" w:lineRule="auto" w:after="80"/>
+        <w:keepLines/>
+      </w:pPr>
+      <w:r>
+        <w:rPr>
+          <w:rFonts w:ascii="Times New Roman" w:hAnsi="Times New Roman" w:cs="Times New Roman"/>
+          <w:sz w:val="24"/>
+          <w:szCs w:val="24"/>
+        </w:rPr>
         <w:t xml:space="preserve">Status Report Agent | Generates weekly status report (TPL-10) from project notes and milestone tracking; submits for Dr. Gravesande review before sending | Agentic Employee</w:t>
       </w:r>
     </w:p>
     <w:p>
       <w:pPr>
-        <w:spacing w:after="80"/>
-      </w:pPr>
-      <w:r>
-        <w:rPr>
+        <w:spacing w:line="360" w:lineRule="auto" w:after="80"/>
+        <w:keepLines/>
+      </w:pPr>
+      <w:r>
+        <w:rPr>
+          <w:rFonts w:ascii="Times New Roman" w:hAnsi="Times New Roman" w:cs="Times New Roman"/>
           <w:i/>
           <w:iCs/>
+          <w:sz w:val="24"/>
+          <w:szCs w:val="24"/>
         </w:rPr>
         <w:t xml:space="preserve">⚠  Agentic Note: No deliverable is sent to the client without Dr. Gravesande's review and approval. Agents DRAFT. Humans APPROVE and SEND.</w:t>
       </w:r>
     </w:p>
     <w:p>
       <w:pPr>
-        <w:spacing w:before="240" w:after="80"/>
-      </w:pPr>
-      <w:r>
-        <w:rPr>
+        <w:spacing w:line="360" w:lineRule="auto" w:before="240" w:after="80"/>
+        <w:keepLines/>
+      </w:pPr>
+      <w:r>
+        <w:rPr>
+          <w:rFonts w:ascii="Times New Roman" w:hAnsi="Times New Roman" w:cs="Times New Roman"/>
           <w:b/>
           <w:bCs/>
           <w:sz w:val="28"/>
@@ -716,115 +791,181 @@
     </w:p>
     <w:p>
       <w:pPr>
-        <w:spacing w:after="80"/>
-      </w:pPr>
-      <w:r>
-        <w:rPr>
-          <w:b/>
-          <w:bCs/>
+        <w:spacing w:line="360" w:lineRule="auto" w:after="80"/>
+        <w:keepLines/>
+      </w:pPr>
+      <w:r>
+        <w:rPr>
+          <w:rFonts w:ascii="Times New Roman" w:hAnsi="Times New Roman" w:cs="Times New Roman"/>
+          <w:b/>
+          <w:bCs/>
+          <w:sz w:val="24"/>
+          <w:szCs w:val="24"/>
         </w:rPr>
         <w:t xml:space="preserve">Term</w:t>
       </w:r>
       <w:r>
+        <w:rPr>
+          <w:rFonts w:ascii="Times New Roman" w:hAnsi="Times New Roman" w:cs="Times New Roman"/>
+          <w:sz w:val="24"/>
+          <w:szCs w:val="24"/>
+        </w:rPr>
         <w:t xml:space="preserve"> — Definition</w:t>
       </w:r>
     </w:p>
     <w:p>
       <w:pPr>
-        <w:spacing w:after="80"/>
-      </w:pPr>
-      <w:r>
-        <w:rPr>
-          <w:b/>
-          <w:bCs/>
+        <w:spacing w:line="360" w:lineRule="auto" w:after="80"/>
+        <w:keepLines/>
+      </w:pPr>
+      <w:r>
+        <w:rPr>
+          <w:rFonts w:ascii="Times New Roman" w:hAnsi="Times New Roman" w:cs="Times New Roman"/>
+          <w:b/>
+          <w:bCs/>
+          <w:sz w:val="24"/>
+          <w:szCs w:val="24"/>
         </w:rPr>
         <w:t xml:space="preserve">Kickoff</w:t>
       </w:r>
       <w:r>
+        <w:rPr>
+          <w:rFonts w:ascii="Times New Roman" w:hAnsi="Times New Roman" w:cs="Times New Roman"/>
+          <w:sz w:val="24"/>
+          <w:szCs w:val="24"/>
+        </w:rPr>
         <w:t xml:space="preserve"> — The first structured meeting between Preqal and the client — sets expectations, confirms scope, and establishes working rhythm</w:t>
       </w:r>
     </w:p>
     <w:p>
       <w:pPr>
-        <w:spacing w:after="80"/>
-      </w:pPr>
-      <w:r>
-        <w:rPr>
-          <w:b/>
-          <w:bCs/>
+        <w:spacing w:line="360" w:lineRule="auto" w:after="80"/>
+        <w:keepLines/>
+      </w:pPr>
+      <w:r>
+        <w:rPr>
+          <w:rFonts w:ascii="Times New Roman" w:hAnsi="Times New Roman" w:cs="Times New Roman"/>
+          <w:b/>
+          <w:bCs/>
+          <w:sz w:val="24"/>
+          <w:szCs w:val="24"/>
         </w:rPr>
         <w:t xml:space="preserve">Gap Analysis</w:t>
       </w:r>
       <w:r>
+        <w:rPr>
+          <w:rFonts w:ascii="Times New Roman" w:hAnsi="Times New Roman" w:cs="Times New Roman"/>
+          <w:sz w:val="24"/>
+          <w:szCs w:val="24"/>
+        </w:rPr>
         <w:t xml:space="preserve"> — A systematic comparison of the client's current state against the requirements of a relevant standard (e.g., ISO 9001, ISO 22000, ISO 45001)</w:t>
       </w:r>
     </w:p>
     <w:p>
       <w:pPr>
-        <w:spacing w:after="80"/>
-      </w:pPr>
-      <w:r>
-        <w:rPr>
-          <w:b/>
-          <w:bCs/>
+        <w:spacing w:line="360" w:lineRule="auto" w:after="80"/>
+        <w:keepLines/>
+      </w:pPr>
+      <w:r>
+        <w:rPr>
+          <w:rFonts w:ascii="Times New Roman" w:hAnsi="Times New Roman" w:cs="Times New Roman"/>
+          <w:b/>
+          <w:bCs/>
+          <w:sz w:val="24"/>
+          <w:szCs w:val="24"/>
         </w:rPr>
         <w:t xml:space="preserve">IMS</w:t>
       </w:r>
       <w:r>
+        <w:rPr>
+          <w:rFonts w:ascii="Times New Roman" w:hAnsi="Times New Roman" w:cs="Times New Roman"/>
+          <w:sz w:val="24"/>
+          <w:szCs w:val="24"/>
+        </w:rPr>
         <w:t xml:space="preserve"> — Integrated Management System — a unified framework combining multiple ISO standards</w:t>
       </w:r>
     </w:p>
     <w:p>
       <w:pPr>
-        <w:spacing w:after="80"/>
-      </w:pPr>
-      <w:r>
-        <w:rPr>
-          <w:b/>
-          <w:bCs/>
+        <w:spacing w:line="360" w:lineRule="auto" w:after="80"/>
+        <w:keepLines/>
+      </w:pPr>
+      <w:r>
+        <w:rPr>
+          <w:rFonts w:ascii="Times New Roman" w:hAnsi="Times New Roman" w:cs="Times New Roman"/>
+          <w:b/>
+          <w:bCs/>
+          <w:sz w:val="24"/>
+          <w:szCs w:val="24"/>
         </w:rPr>
         <w:t xml:space="preserve">Deliverable</w:t>
       </w:r>
       <w:r>
+        <w:rPr>
+          <w:rFonts w:ascii="Times New Roman" w:hAnsi="Times New Roman" w:cs="Times New Roman"/>
+          <w:sz w:val="24"/>
+          <w:szCs w:val="24"/>
+        </w:rPr>
         <w:t xml:space="preserve"> — A specific, tangible output committed to in the contract (e.g., a documented procedure, a training session, a completed audit report)</w:t>
       </w:r>
     </w:p>
     <w:p>
       <w:pPr>
-        <w:spacing w:after="80"/>
-      </w:pPr>
-      <w:r>
-        <w:rPr>
-          <w:b/>
-          <w:bCs/>
+        <w:spacing w:line="360" w:lineRule="auto" w:after="80"/>
+        <w:keepLines/>
+      </w:pPr>
+      <w:r>
+        <w:rPr>
+          <w:rFonts w:ascii="Times New Roman" w:hAnsi="Times New Roman" w:cs="Times New Roman"/>
+          <w:b/>
+          <w:bCs/>
+          <w:sz w:val="24"/>
+          <w:szCs w:val="24"/>
         </w:rPr>
         <w:t xml:space="preserve">Milestone</w:t>
       </w:r>
       <w:r>
+        <w:rPr>
+          <w:rFonts w:ascii="Times New Roman" w:hAnsi="Times New Roman" w:cs="Times New Roman"/>
+          <w:sz w:val="24"/>
+          <w:szCs w:val="24"/>
+        </w:rPr>
         <w:t xml:space="preserve"> — A key progress point agreed at kickoff (e.g., "Phase 1 complete: Gap Analysis Report submitted")</w:t>
       </w:r>
     </w:p>
     <w:p>
       <w:pPr>
-        <w:spacing w:after="80"/>
-      </w:pPr>
-      <w:r>
-        <w:rPr>
-          <w:b/>
-          <w:bCs/>
+        <w:spacing w:line="360" w:lineRule="auto" w:after="80"/>
+        <w:keepLines/>
+      </w:pPr>
+      <w:r>
+        <w:rPr>
+          <w:rFonts w:ascii="Times New Roman" w:hAnsi="Times New Roman" w:cs="Times New Roman"/>
+          <w:b/>
+          <w:bCs/>
+          <w:sz w:val="24"/>
+          <w:szCs w:val="24"/>
         </w:rPr>
         <w:t xml:space="preserve">Sprint</w:t>
       </w:r>
       <w:r>
+        <w:rPr>
+          <w:rFonts w:ascii="Times New Roman" w:hAnsi="Times New Roman" w:cs="Times New Roman"/>
+          <w:sz w:val="24"/>
+          <w:szCs w:val="24"/>
+        </w:rPr>
         <w:t xml:space="preserve"> — A 1–2 week work cycle with defined tasks and a review at the end</w:t>
       </w:r>
     </w:p>
     <w:p>
       <w:pPr>
-        <w:spacing w:before="240" w:after="80"/>
-      </w:pPr>
-      <w:r>
-        <w:rPr>
+        <w:spacing w:line="360" w:lineRule="auto" w:before="240" w:after="80"/>
+        <w:keepLines/>
+        <w:pageBreakBefore/>
+      </w:pPr>
+      <w:r>
+        <w:rPr>
+          <w:rFonts w:ascii="Times New Roman" w:hAnsi="Times New Roman" w:cs="Times New Roman"/>
           <w:b/>
           <w:bCs/>
           <w:sz w:val="28"/>
@@ -836,66 +977,112 @@
     </w:p>
     <w:p>
       <w:pPr>
-        <w:spacing w:after="80"/>
-      </w:pPr>
-      <w:r>
+        <w:spacing w:line="360" w:lineRule="auto" w:after="80"/>
+        <w:keepLines/>
+      </w:pPr>
+      <w:r>
+        <w:rPr>
+          <w:rFonts w:ascii="Times New Roman" w:hAnsi="Times New Roman" w:cs="Times New Roman"/>
+          <w:sz w:val="24"/>
+          <w:szCs w:val="24"/>
+        </w:rPr>
         <w:t xml:space="preserve">Project delivery operates in four phases: **Kickoff → Diagnose → Build → Validate**. Each phase ends with a milestone deliverable and client sign-off. The CRM pipeline stage advances at each milestone. Weekly status reports keep the client informed and create accountability.</w:t>
       </w:r>
     </w:p>
     <w:p>
       <w:pPr>
-        <w:spacing w:after="80"/>
-      </w:pPr>
-      <w:r>
-        <w:rPr>
-          <w:b/>
-          <w:bCs/>
+        <w:spacing w:line="360" w:lineRule="auto" w:after="80"/>
+        <w:keepLines/>
+      </w:pPr>
+      <w:r>
+        <w:rPr>
+          <w:rFonts w:ascii="Times New Roman" w:hAnsi="Times New Roman" w:cs="Times New Roman"/>
+          <w:b/>
+          <w:bCs/>
+          <w:sz w:val="24"/>
+          <w:szCs w:val="24"/>
         </w:rPr>
         <w:t xml:space="preserve">6. Inputs</w:t>
       </w:r>
     </w:p>
     <w:p>
       <w:pPr>
-        <w:spacing w:after="60"/>
+        <w:spacing w:line="360" w:lineRule="auto" w:after="60"/>
+        <w:keepLines/>
         <w:ind w:left="720" w:hanging="360"/>
       </w:pPr>
       <w:r>
+        <w:rPr>
+          <w:rFonts w:ascii="Times New Roman" w:hAnsi="Times New Roman" w:cs="Times New Roman"/>
+          <w:sz w:val="24"/>
+          <w:szCs w:val="24"/>
+        </w:rPr>
         <w:t xml:space="preserve">•	</w:t>
       </w:r>
       <w:r>
+        <w:rPr>
+          <w:rFonts w:ascii="Times New Roman" w:hAnsi="Times New Roman" w:cs="Times New Roman"/>
+          <w:sz w:val="24"/>
+          <w:szCs w:val="24"/>
+        </w:rPr>
         <w:t xml:space="preserve">Completed onboarding file (from SOP-05)</w:t>
       </w:r>
     </w:p>
     <w:p>
       <w:pPr>
-        <w:spacing w:after="60"/>
+        <w:spacing w:line="360" w:lineRule="auto" w:after="60"/>
+        <w:keepLines/>
         <w:ind w:left="720" w:hanging="360"/>
       </w:pPr>
       <w:r>
+        <w:rPr>
+          <w:rFonts w:ascii="Times New Roman" w:hAnsi="Times New Roman" w:cs="Times New Roman"/>
+          <w:sz w:val="24"/>
+          <w:szCs w:val="24"/>
+        </w:rPr>
         <w:t xml:space="preserve">•	</w:t>
       </w:r>
       <w:r>
+        <w:rPr>
+          <w:rFonts w:ascii="Times New Roman" w:hAnsi="Times New Roman" w:cs="Times New Roman"/>
+          <w:sz w:val="24"/>
+          <w:szCs w:val="24"/>
+        </w:rPr>
         <w:t xml:space="preserve">Signed contract with defined scope and milestones</w:t>
       </w:r>
     </w:p>
     <w:p>
       <w:pPr>
-        <w:spacing w:after="60"/>
+        <w:spacing w:line="360" w:lineRule="auto" w:after="60"/>
+        <w:keepLines/>
         <w:ind w:left="720" w:hanging="360"/>
       </w:pPr>
       <w:r>
+        <w:rPr>
+          <w:rFonts w:ascii="Times New Roman" w:hAnsi="Times New Roman" w:cs="Times New Roman"/>
+          <w:sz w:val="24"/>
+          <w:szCs w:val="24"/>
+        </w:rPr>
         <w:t xml:space="preserve">•	</w:t>
       </w:r>
       <w:r>
+        <w:rPr>
+          <w:rFonts w:ascii="Times New Roman" w:hAnsi="Times New Roman" w:cs="Times New Roman"/>
+          <w:sz w:val="24"/>
+          <w:szCs w:val="24"/>
+        </w:rPr>
         <w:t xml:space="preserve">TPL-09 (Kickoff Agenda Template)</w:t>
       </w:r>
     </w:p>
     <w:p>
       <w:pPr>
-        <w:spacing w:before="240" w:after="80"/>
-      </w:pPr>
-      <w:r>
-        <w:rPr>
+        <w:spacing w:line="360" w:lineRule="auto" w:before="240" w:after="80"/>
+        <w:keepLines/>
+        <w:pageBreakBefore/>
+      </w:pPr>
+      <w:r>
+        <w:rPr>
+          <w:rFonts w:ascii="Times New Roman" w:hAnsi="Times New Roman" w:cs="Times New Roman"/>
           <w:b/>
           <w:bCs/>
           <w:sz w:val="28"/>
@@ -907,309 +1094,505 @@
     </w:p>
     <w:p>
       <w:pPr>
-        <w:spacing w:after="80"/>
-      </w:pPr>
-      <w:r>
-        <w:rPr>
-          <w:b/>
-          <w:bCs/>
+        <w:spacing w:line="360" w:lineRule="auto" w:after="80"/>
+        <w:keepLines/>
+      </w:pPr>
+      <w:r>
+        <w:rPr>
+          <w:rFonts w:ascii="Times New Roman" w:hAnsi="Times New Roman" w:cs="Times New Roman"/>
+          <w:b/>
+          <w:bCs/>
+          <w:sz w:val="24"/>
+          <w:szCs w:val="24"/>
         </w:rPr>
         <w:t xml:space="preserve">◆  Phase 1: Kickoff</w:t>
       </w:r>
     </w:p>
     <w:p>
       <w:pPr>
-        <w:spacing w:after="80"/>
-      </w:pPr>
-      <w:r>
-        <w:rPr>
-          <w:b/>
-          <w:bCs/>
+        <w:spacing w:line="360" w:lineRule="auto" w:after="80"/>
+        <w:keepLines/>
+      </w:pPr>
+      <w:r>
+        <w:rPr>
+          <w:rFonts w:ascii="Times New Roman" w:hAnsi="Times New Roman" w:cs="Times New Roman"/>
+          <w:b/>
+          <w:bCs/>
+          <w:sz w:val="24"/>
+          <w:szCs w:val="24"/>
         </w:rPr>
         <w:t xml:space="preserve">Step 1 — Prepare for Kickoff Meeting</w:t>
       </w:r>
     </w:p>
     <w:p>
       <w:pPr>
-        <w:spacing w:after="80"/>
-      </w:pPr>
-      <w:r>
-        <w:rPr>
-          <w:b/>
-          <w:bCs/>
+        <w:spacing w:line="360" w:lineRule="auto" w:after="80"/>
+        <w:keepLines/>
+      </w:pPr>
+      <w:r>
+        <w:rPr>
+          <w:rFonts w:ascii="Times New Roman" w:hAnsi="Times New Roman" w:cs="Times New Roman"/>
+          <w:b/>
+          <w:bCs/>
+          <w:sz w:val="24"/>
+          <w:szCs w:val="24"/>
         </w:rPr>
         <w:t xml:space="preserve">1.1.  </w:t>
       </w:r>
       <w:r>
+        <w:rPr>
+          <w:rFonts w:ascii="Times New Roman" w:hAnsi="Times New Roman" w:cs="Times New Roman"/>
+          <w:sz w:val="24"/>
+          <w:szCs w:val="24"/>
+        </w:rPr>
         <w:t xml:space="preserve">Review the full onboarding submission (FORM-02 data and uploaded documents).</w:t>
       </w:r>
     </w:p>
     <w:p>
       <w:pPr>
-        <w:spacing w:after="80"/>
-      </w:pPr>
-      <w:r>
-        <w:rPr>
-          <w:b/>
-          <w:bCs/>
+        <w:spacing w:line="360" w:lineRule="auto" w:after="80"/>
+        <w:keepLines/>
+      </w:pPr>
+      <w:r>
+        <w:rPr>
+          <w:rFonts w:ascii="Times New Roman" w:hAnsi="Times New Roman" w:cs="Times New Roman"/>
+          <w:b/>
+          <w:bCs/>
+          <w:sz w:val="24"/>
+          <w:szCs w:val="24"/>
         </w:rPr>
         <w:t xml:space="preserve">1.2.  </w:t>
       </w:r>
       <w:r>
+        <w:rPr>
+          <w:rFonts w:ascii="Times New Roman" w:hAnsi="Times New Roman" w:cs="Times New Roman"/>
+          <w:sz w:val="24"/>
+          <w:szCs w:val="24"/>
+        </w:rPr>
         <w:t xml:space="preserve">Prepare the Kickoff Agenda using TPL-09. Populate all variable fields:</w:t>
       </w:r>
     </w:p>
     <w:p>
       <w:pPr>
-        <w:spacing w:after="60"/>
+        <w:spacing w:line="360" w:lineRule="auto" w:after="60"/>
+        <w:keepLines/>
         <w:ind w:left="720" w:hanging="360"/>
       </w:pPr>
       <w:r>
+        <w:rPr>
+          <w:rFonts w:ascii="Times New Roman" w:hAnsi="Times New Roman" w:cs="Times New Roman"/>
+          <w:sz w:val="24"/>
+          <w:szCs w:val="24"/>
+        </w:rPr>
         <w:t xml:space="preserve">•	</w:t>
       </w:r>
       <w:r>
+        <w:rPr>
+          <w:rFonts w:ascii="Times New Roman" w:hAnsi="Times New Roman" w:cs="Times New Roman"/>
+          <w:sz w:val="24"/>
+          <w:szCs w:val="24"/>
+        </w:rPr>
         <w:t xml:space="preserve">Client name, project name</w:t>
       </w:r>
     </w:p>
     <w:p>
       <w:pPr>
-        <w:spacing w:after="60"/>
+        <w:spacing w:line="360" w:lineRule="auto" w:after="60"/>
+        <w:keepLines/>
         <w:ind w:left="720" w:hanging="360"/>
       </w:pPr>
       <w:r>
+        <w:rPr>
+          <w:rFonts w:ascii="Times New Roman" w:hAnsi="Times New Roman" w:cs="Times New Roman"/>
+          <w:sz w:val="24"/>
+          <w:szCs w:val="24"/>
+        </w:rPr>
         <w:t xml:space="preserve">•	</w:t>
       </w:r>
       <w:r>
+        <w:rPr>
+          <w:rFonts w:ascii="Times New Roman" w:hAnsi="Times New Roman" w:cs="Times New Roman"/>
+          <w:sz w:val="24"/>
+          <w:szCs w:val="24"/>
+        </w:rPr>
         <w:t xml:space="preserve">Meeting objectives (confirm scope, establish communication rhythm, agree milestones)</w:t>
       </w:r>
     </w:p>
     <w:p>
       <w:pPr>
-        <w:spacing w:after="60"/>
+        <w:spacing w:line="360" w:lineRule="auto" w:after="60"/>
+        <w:keepLines/>
         <w:ind w:left="720" w:hanging="360"/>
       </w:pPr>
       <w:r>
+        <w:rPr>
+          <w:rFonts w:ascii="Times New Roman" w:hAnsi="Times New Roman" w:cs="Times New Roman"/>
+          <w:sz w:val="24"/>
+          <w:szCs w:val="24"/>
+        </w:rPr>
         <w:t xml:space="preserve">•	</w:t>
       </w:r>
       <w:r>
+        <w:rPr>
+          <w:rFonts w:ascii="Times New Roman" w:hAnsi="Times New Roman" w:cs="Times New Roman"/>
+          <w:sz w:val="24"/>
+          <w:szCs w:val="24"/>
+        </w:rPr>
         <w:t xml:space="preserve">Open questions from onboarding review</w:t>
       </w:r>
     </w:p>
     <w:p>
       <w:pPr>
-        <w:spacing w:after="80"/>
-      </w:pPr>
-      <w:r>
-        <w:rPr>
-          <w:b/>
-          <w:bCs/>
+        <w:spacing w:line="360" w:lineRule="auto" w:after="80"/>
+        <w:keepLines/>
+      </w:pPr>
+      <w:r>
+        <w:rPr>
+          <w:rFonts w:ascii="Times New Roman" w:hAnsi="Times New Roman" w:cs="Times New Roman"/>
+          <w:b/>
+          <w:bCs/>
+          <w:sz w:val="24"/>
+          <w:szCs w:val="24"/>
         </w:rPr>
         <w:t xml:space="preserve">1.3.  </w:t>
       </w:r>
       <w:r>
+        <w:rPr>
+          <w:rFonts w:ascii="Times New Roman" w:hAnsi="Times New Roman" w:cs="Times New Roman"/>
+          <w:sz w:val="24"/>
+          <w:szCs w:val="24"/>
+        </w:rPr>
         <w:t xml:space="preserve">Send the agenda to the client 48 hours before the meeting: *"Looking forward to our kickoff. Agenda attached — please flag anything you'd like to add."*</w:t>
       </w:r>
     </w:p>
     <w:p>
       <w:pPr>
-        <w:spacing w:after="80"/>
-      </w:pPr>
-      <w:r>
-        <w:rPr>
-          <w:b/>
-          <w:bCs/>
+        <w:spacing w:line="360" w:lineRule="auto" w:after="80"/>
+        <w:keepLines/>
+      </w:pPr>
+      <w:r>
+        <w:rPr>
+          <w:rFonts w:ascii="Times New Roman" w:hAnsi="Times New Roman" w:cs="Times New Roman"/>
+          <w:b/>
+          <w:bCs/>
+          <w:sz w:val="24"/>
+          <w:szCs w:val="24"/>
         </w:rPr>
         <w:t xml:space="preserve">1.4.  </w:t>
       </w:r>
       <w:r>
+        <w:rPr>
+          <w:rFonts w:ascii="Times New Roman" w:hAnsi="Times New Roman" w:cs="Times New Roman"/>
+          <w:sz w:val="24"/>
+          <w:szCs w:val="24"/>
+        </w:rPr>
         <w:t xml:space="preserve">Update CRM: `pipeline_stage` → `Scoping`.</w:t>
       </w:r>
     </w:p>
     <w:p>
       <w:pPr>
-        <w:spacing w:after="80"/>
-      </w:pPr>
-      <w:r>
-        <w:rPr>
-          <w:b/>
-          <w:bCs/>
+        <w:spacing w:line="360" w:lineRule="auto" w:after="80"/>
+        <w:keepLines/>
+      </w:pPr>
+      <w:r>
+        <w:rPr>
+          <w:rFonts w:ascii="Times New Roman" w:hAnsi="Times New Roman" w:cs="Times New Roman"/>
+          <w:b/>
+          <w:bCs/>
+          <w:sz w:val="24"/>
+          <w:szCs w:val="24"/>
         </w:rPr>
         <w:t xml:space="preserve">Step 2 — Conduct Kickoff Meeting</w:t>
       </w:r>
     </w:p>
     <w:p>
       <w:pPr>
-        <w:spacing w:after="80"/>
-      </w:pPr>
-      <w:r>
-        <w:rPr>
-          <w:b/>
-          <w:bCs/>
+        <w:spacing w:line="360" w:lineRule="auto" w:after="80"/>
+        <w:keepLines/>
+      </w:pPr>
+      <w:r>
+        <w:rPr>
+          <w:rFonts w:ascii="Times New Roman" w:hAnsi="Times New Roman" w:cs="Times New Roman"/>
+          <w:b/>
+          <w:bCs/>
+          <w:sz w:val="24"/>
+          <w:szCs w:val="24"/>
         </w:rPr>
         <w:t xml:space="preserve">2.1.  </w:t>
       </w:r>
       <w:r>
+        <w:rPr>
+          <w:rFonts w:ascii="Times New Roman" w:hAnsi="Times New Roman" w:cs="Times New Roman"/>
+          <w:sz w:val="24"/>
+          <w:szCs w:val="24"/>
+        </w:rPr>
         <w:t xml:space="preserve">Open the meeting by confirming the overall goal: *"By the end of this engagement, [specific outcome from contract]. Today we confirm how we get there."*</w:t>
       </w:r>
     </w:p>
     <w:p>
       <w:pPr>
-        <w:spacing w:after="80"/>
-      </w:pPr>
-      <w:r>
-        <w:rPr>
-          <w:b/>
-          <w:bCs/>
+        <w:spacing w:line="360" w:lineRule="auto" w:after="80"/>
+        <w:keepLines/>
+      </w:pPr>
+      <w:r>
+        <w:rPr>
+          <w:rFonts w:ascii="Times New Roman" w:hAnsi="Times New Roman" w:cs="Times New Roman"/>
+          <w:b/>
+          <w:bCs/>
+          <w:sz w:val="24"/>
+          <w:szCs w:val="24"/>
         </w:rPr>
         <w:t xml:space="preserve">2.2.  </w:t>
       </w:r>
       <w:r>
+        <w:rPr>
+          <w:rFonts w:ascii="Times New Roman" w:hAnsi="Times New Roman" w:cs="Times New Roman"/>
+          <w:sz w:val="24"/>
+          <w:szCs w:val="24"/>
+        </w:rPr>
         <w:t xml:space="preserve">Walk through scope item by item — confirm client's understanding matches contract.</w:t>
       </w:r>
     </w:p>
     <w:p>
       <w:pPr>
-        <w:spacing w:after="80"/>
-      </w:pPr>
-      <w:r>
-        <w:rPr>
-          <w:b/>
-          <w:bCs/>
+        <w:spacing w:line="360" w:lineRule="auto" w:after="80"/>
+        <w:keepLines/>
+      </w:pPr>
+      <w:r>
+        <w:rPr>
+          <w:rFonts w:ascii="Times New Roman" w:hAnsi="Times New Roman" w:cs="Times New Roman"/>
+          <w:b/>
+          <w:bCs/>
+          <w:sz w:val="24"/>
+          <w:szCs w:val="24"/>
         </w:rPr>
         <w:t xml:space="preserve">2.3.  </w:t>
       </w:r>
       <w:r>
+        <w:rPr>
+          <w:rFonts w:ascii="Times New Roman" w:hAnsi="Times New Roman" w:cs="Times New Roman"/>
+          <w:sz w:val="24"/>
+          <w:szCs w:val="24"/>
+        </w:rPr>
         <w:t xml:space="preserve">Confirm the client's Project Champion and their availability.</w:t>
       </w:r>
     </w:p>
     <w:p>
       <w:pPr>
-        <w:spacing w:after="80"/>
-      </w:pPr>
-      <w:r>
-        <w:rPr>
-          <w:b/>
-          <w:bCs/>
+        <w:spacing w:line="360" w:lineRule="auto" w:after="80"/>
+        <w:keepLines/>
+      </w:pPr>
+      <w:r>
+        <w:rPr>
+          <w:rFonts w:ascii="Times New Roman" w:hAnsi="Times New Roman" w:cs="Times New Roman"/>
+          <w:b/>
+          <w:bCs/>
+          <w:sz w:val="24"/>
+          <w:szCs w:val="24"/>
         </w:rPr>
         <w:t xml:space="preserve">2.4.  </w:t>
       </w:r>
       <w:r>
+        <w:rPr>
+          <w:rFonts w:ascii="Times New Roman" w:hAnsi="Times New Roman" w:cs="Times New Roman"/>
+          <w:sz w:val="24"/>
+          <w:szCs w:val="24"/>
+        </w:rPr>
         <w:t xml:space="preserve">Agree communication rhythm: e.g., *"Weekly status report every Friday; milestone review calls at the end of each phase."*</w:t>
       </w:r>
     </w:p>
     <w:p>
       <w:pPr>
-        <w:spacing w:after="80"/>
-      </w:pPr>
-      <w:r>
-        <w:rPr>
-          <w:b/>
-          <w:bCs/>
+        <w:spacing w:line="360" w:lineRule="auto" w:after="80"/>
+        <w:keepLines/>
+      </w:pPr>
+      <w:r>
+        <w:rPr>
+          <w:rFonts w:ascii="Times New Roman" w:hAnsi="Times New Roman" w:cs="Times New Roman"/>
+          <w:b/>
+          <w:bCs/>
+          <w:sz w:val="24"/>
+          <w:szCs w:val="24"/>
         </w:rPr>
         <w:t xml:space="preserve">2.5.  </w:t>
       </w:r>
       <w:r>
+        <w:rPr>
+          <w:rFonts w:ascii="Times New Roman" w:hAnsi="Times New Roman" w:cs="Times New Roman"/>
+          <w:sz w:val="24"/>
+          <w:szCs w:val="24"/>
+        </w:rPr>
         <w:t xml:space="preserve">Agree milestone dates — write them down and share in the meeting summary email within 24 hours.</w:t>
       </w:r>
     </w:p>
     <w:p>
       <w:pPr>
-        <w:spacing w:after="80"/>
-      </w:pPr>
-      <w:r>
-        <w:rPr>
-          <w:b/>
-          <w:bCs/>
+        <w:spacing w:line="360" w:lineRule="auto" w:after="80"/>
+        <w:keepLines/>
+      </w:pPr>
+      <w:r>
+        <w:rPr>
+          <w:rFonts w:ascii="Times New Roman" w:hAnsi="Times New Roman" w:cs="Times New Roman"/>
+          <w:b/>
+          <w:bCs/>
+          <w:sz w:val="24"/>
+          <w:szCs w:val="24"/>
         </w:rPr>
         <w:t xml:space="preserve">2.6.  </w:t>
       </w:r>
       <w:r>
+        <w:rPr>
+          <w:rFonts w:ascii="Times New Roman" w:hAnsi="Times New Roman" w:cs="Times New Roman"/>
+          <w:sz w:val="24"/>
+          <w:szCs w:val="24"/>
+        </w:rPr>
         <w:t xml:space="preserve">Identify any immediate risks or constraints (e.g., "We have an audit in 6 weeks — can we prioritise the HACCP documentation?").</w:t>
       </w:r>
     </w:p>
     <w:p>
       <w:pPr>
-        <w:spacing w:after="80"/>
-      </w:pPr>
-      <w:r>
-        <w:rPr>
-          <w:b/>
-          <w:bCs/>
+        <w:spacing w:line="360" w:lineRule="auto" w:after="80"/>
+        <w:keepLines/>
+      </w:pPr>
+      <w:r>
+        <w:rPr>
+          <w:rFonts w:ascii="Times New Roman" w:hAnsi="Times New Roman" w:cs="Times New Roman"/>
+          <w:b/>
+          <w:bCs/>
+          <w:sz w:val="24"/>
+          <w:szCs w:val="24"/>
         </w:rPr>
         <w:t xml:space="preserve">2.7.  </w:t>
       </w:r>
       <w:r>
+        <w:rPr>
+          <w:rFonts w:ascii="Times New Roman" w:hAnsi="Times New Roman" w:cs="Times New Roman"/>
+          <w:sz w:val="24"/>
+          <w:szCs w:val="24"/>
+        </w:rPr>
         <w:t xml:space="preserve">Send meeting summary within 24 hours — include: agreed milestones, next steps, open actions with owners.</w:t>
       </w:r>
     </w:p>
     <w:p>
       <w:pPr>
-        <w:spacing w:after="80"/>
-      </w:pPr>
-      <w:r>
-        <w:rPr>
-          <w:b/>
-          <w:bCs/>
+        <w:spacing w:line="360" w:lineRule="auto" w:after="80"/>
+        <w:keepLines/>
+      </w:pPr>
+      <w:r>
+        <w:rPr>
+          <w:rFonts w:ascii="Times New Roman" w:hAnsi="Times New Roman" w:cs="Times New Roman"/>
+          <w:b/>
+          <w:bCs/>
+          <w:sz w:val="24"/>
+          <w:szCs w:val="24"/>
         </w:rPr>
         <w:t xml:space="preserve">8. Outputs</w:t>
       </w:r>
     </w:p>
     <w:p>
       <w:pPr>
-        <w:spacing w:after="60"/>
+        <w:spacing w:line="360" w:lineRule="auto" w:after="60"/>
+        <w:keepLines/>
         <w:ind w:left="720" w:hanging="360"/>
       </w:pPr>
       <w:r>
+        <w:rPr>
+          <w:rFonts w:ascii="Times New Roman" w:hAnsi="Times New Roman" w:cs="Times New Roman"/>
+          <w:sz w:val="24"/>
+          <w:szCs w:val="24"/>
+        </w:rPr>
         <w:t xml:space="preserve">•	</w:t>
       </w:r>
       <w:r>
+        <w:rPr>
+          <w:rFonts w:ascii="Times New Roman" w:hAnsi="Times New Roman" w:cs="Times New Roman"/>
+          <w:sz w:val="24"/>
+          <w:szCs w:val="24"/>
+        </w:rPr>
         <w:t xml:space="preserve">Completed deliverables as per contract (filed in Google Drive)</w:t>
       </w:r>
     </w:p>
     <w:p>
       <w:pPr>
-        <w:spacing w:after="60"/>
+        <w:spacing w:line="360" w:lineRule="auto" w:after="60"/>
+        <w:keepLines/>
         <w:ind w:left="720" w:hanging="360"/>
       </w:pPr>
       <w:r>
+        <w:rPr>
+          <w:rFonts w:ascii="Times New Roman" w:hAnsi="Times New Roman" w:cs="Times New Roman"/>
+          <w:sz w:val="24"/>
+          <w:szCs w:val="24"/>
+        </w:rPr>
         <w:t xml:space="preserve">•	</w:t>
       </w:r>
       <w:r>
+        <w:rPr>
+          <w:rFonts w:ascii="Times New Roman" w:hAnsi="Times New Roman" w:cs="Times New Roman"/>
+          <w:sz w:val="24"/>
+          <w:szCs w:val="24"/>
+        </w:rPr>
         <w:t xml:space="preserve">Weekly status reports (sent to client)</w:t>
       </w:r>
     </w:p>
     <w:p>
       <w:pPr>
-        <w:spacing w:after="60"/>
+        <w:spacing w:line="360" w:lineRule="auto" w:after="60"/>
+        <w:keepLines/>
         <w:ind w:left="720" w:hanging="360"/>
       </w:pPr>
       <w:r>
+        <w:rPr>
+          <w:rFonts w:ascii="Times New Roman" w:hAnsi="Times New Roman" w:cs="Times New Roman"/>
+          <w:sz w:val="24"/>
+          <w:szCs w:val="24"/>
+        </w:rPr>
         <w:t xml:space="preserve">•	</w:t>
       </w:r>
       <w:r>
+        <w:rPr>
+          <w:rFonts w:ascii="Times New Roman" w:hAnsi="Times New Roman" w:cs="Times New Roman"/>
+          <w:sz w:val="24"/>
+          <w:szCs w:val="24"/>
+        </w:rPr>
         <w:t xml:space="preserve">CRM updated at each milestone</w:t>
       </w:r>
     </w:p>
     <w:p>
       <w:pPr>
-        <w:spacing w:after="60"/>
+        <w:spacing w:line="360" w:lineRule="auto" w:after="60"/>
+        <w:keepLines/>
         <w:ind w:left="720" w:hanging="360"/>
       </w:pPr>
       <w:r>
+        <w:rPr>
+          <w:rFonts w:ascii="Times New Roman" w:hAnsi="Times New Roman" w:cs="Times New Roman"/>
+          <w:sz w:val="24"/>
+          <w:szCs w:val="24"/>
+        </w:rPr>
         <w:t xml:space="preserve">•	</w:t>
       </w:r>
       <w:r>
+        <w:rPr>
+          <w:rFonts w:ascii="Times New Roman" w:hAnsi="Times New Roman" w:cs="Times New Roman"/>
+          <w:sz w:val="24"/>
+          <w:szCs w:val="24"/>
+        </w:rPr>
         <w:t xml:space="preserve">Handoff to SOP-07</w:t>
       </w:r>
     </w:p>
     <w:p>
       <w:pPr>
-        <w:spacing w:after="80"/>
-      </w:pPr>
-      <w:r>
-        <w:rPr>
-          <w:b/>
-          <w:bCs/>
+        <w:spacing w:line="360" w:lineRule="auto" w:after="80"/>
+        <w:keepLines/>
+      </w:pPr>
+      <w:r>
+        <w:rPr>
+          <w:rFonts w:ascii="Times New Roman" w:hAnsi="Times New Roman" w:cs="Times New Roman"/>
+          <w:b/>
+          <w:bCs/>
+          <w:sz w:val="24"/>
+          <w:szCs w:val="24"/>
         </w:rPr>
         <w:t xml:space="preserve">9. Quality Controls &amp; KPIs</w:t>
       </w:r>
@@ -1233,12 +1616,16 @@
           </w:tcPr>
           <w:p>
             <w:pPr>
-              <w:spacing w:after="0"/>
-            </w:pPr>
-            <w:r>
-              <w:rPr>
+              <w:spacing w:line="360" w:lineRule="auto" w:after="0"/>
+              <w:keepLines/>
+            </w:pPr>
+            <w:r>
+              <w:rPr>
+                <w:rFonts w:ascii="Times New Roman" w:hAnsi="Times New Roman" w:cs="Times New Roman"/>
                 <w:b/>
                 <w:bCs/>
+                <w:sz w:val="24"/>
+                <w:szCs w:val="24"/>
               </w:rPr>
               <w:t xml:space="preserve">Metric</w:t>
             </w:r>
@@ -1250,12 +1637,16 @@
           </w:tcPr>
           <w:p>
             <w:pPr>
-              <w:spacing w:after="0"/>
-            </w:pPr>
-            <w:r>
-              <w:rPr>
+              <w:spacing w:line="360" w:lineRule="auto" w:after="0"/>
+              <w:keepLines/>
+            </w:pPr>
+            <w:r>
+              <w:rPr>
+                <w:rFonts w:ascii="Times New Roman" w:hAnsi="Times New Roman" w:cs="Times New Roman"/>
                 <w:b/>
                 <w:bCs/>
+                <w:sz w:val="24"/>
+                <w:szCs w:val="24"/>
               </w:rPr>
               <w:t xml:space="preserve">Target</w:t>
             </w:r>
@@ -1267,12 +1658,16 @@
           </w:tcPr>
           <w:p>
             <w:pPr>
-              <w:spacing w:after="0"/>
-            </w:pPr>
-            <w:r>
-              <w:rPr>
+              <w:spacing w:line="360" w:lineRule="auto" w:after="0"/>
+              <w:keepLines/>
+            </w:pPr>
+            <w:r>
+              <w:rPr>
+                <w:rFonts w:ascii="Times New Roman" w:hAnsi="Times New Roman" w:cs="Times New Roman"/>
                 <w:b/>
                 <w:bCs/>
+                <w:sz w:val="24"/>
+                <w:szCs w:val="24"/>
               </w:rPr>
               <w:t xml:space="preserve">Review Frequency</w:t>
             </w:r>
@@ -1286,12 +1681,16 @@
           </w:tcPr>
           <w:p>
             <w:pPr>
-              <w:spacing w:after="0"/>
-            </w:pPr>
-            <w:r>
-              <w:rPr>
+              <w:spacing w:line="360" w:lineRule="auto" w:after="0"/>
+              <w:keepLines/>
+            </w:pPr>
+            <w:r>
+              <w:rPr>
+                <w:rFonts w:ascii="Times New Roman" w:hAnsi="Times New Roman" w:cs="Times New Roman"/>
                 <w:b/>
                 <w:bCs/>
+                <w:sz w:val="24"/>
+                <w:szCs w:val="24"/>
               </w:rPr>
               <w:t xml:space="preserve">Kickoff held within 5 business days of onboarding complete</w:t>
             </w:r>
@@ -1303,12 +1702,16 @@
           </w:tcPr>
           <w:p>
             <w:pPr>
-              <w:spacing w:after="0"/>
-            </w:pPr>
-            <w:r>
-              <w:rPr>
+              <w:spacing w:line="360" w:lineRule="auto" w:after="0"/>
+              <w:keepLines/>
+            </w:pPr>
+            <w:r>
+              <w:rPr>
+                <w:rFonts w:ascii="Times New Roman" w:hAnsi="Times New Roman" w:cs="Times New Roman"/>
                 <w:b/>
                 <w:bCs/>
+                <w:sz w:val="24"/>
+                <w:szCs w:val="24"/>
               </w:rPr>
               <w:t xml:space="preserve">100%</w:t>
             </w:r>
@@ -1320,12 +1723,16 @@
           </w:tcPr>
           <w:p>
             <w:pPr>
-              <w:spacing w:after="0"/>
-            </w:pPr>
-            <w:r>
-              <w:rPr>
+              <w:spacing w:line="360" w:lineRule="auto" w:after="0"/>
+              <w:keepLines/>
+            </w:pPr>
+            <w:r>
+              <w:rPr>
+                <w:rFonts w:ascii="Times New Roman" w:hAnsi="Times New Roman" w:cs="Times New Roman"/>
                 <w:b/>
                 <w:bCs/>
+                <w:sz w:val="24"/>
+                <w:szCs w:val="24"/>
               </w:rPr>
               <w:t xml:space="preserve">Per project</w:t>
             </w:r>
@@ -1339,12 +1746,16 @@
           </w:tcPr>
           <w:p>
             <w:pPr>
-              <w:spacing w:after="0"/>
-            </w:pPr>
-            <w:r>
-              <w:rPr>
+              <w:spacing w:line="360" w:lineRule="auto" w:after="0"/>
+              <w:keepLines/>
+            </w:pPr>
+            <w:r>
+              <w:rPr>
+                <w:rFonts w:ascii="Times New Roman" w:hAnsi="Times New Roman" w:cs="Times New Roman"/>
                 <w:b/>
                 <w:bCs/>
+                <w:sz w:val="24"/>
+                <w:szCs w:val="24"/>
               </w:rPr>
               <w:t xml:space="preserve">Weekly status reports sent</w:t>
             </w:r>
@@ -1356,12 +1767,16 @@
           </w:tcPr>
           <w:p>
             <w:pPr>
-              <w:spacing w:after="0"/>
-            </w:pPr>
-            <w:r>
-              <w:rPr>
+              <w:spacing w:line="360" w:lineRule="auto" w:after="0"/>
+              <w:keepLines/>
+            </w:pPr>
+            <w:r>
+              <w:rPr>
+                <w:rFonts w:ascii="Times New Roman" w:hAnsi="Times New Roman" w:cs="Times New Roman"/>
                 <w:b/>
                 <w:bCs/>
+                <w:sz w:val="24"/>
+                <w:szCs w:val="24"/>
               </w:rPr>
               <w:t xml:space="preserve">100% on schedule</w:t>
             </w:r>
@@ -1373,12 +1788,16 @@
           </w:tcPr>
           <w:p>
             <w:pPr>
-              <w:spacing w:after="0"/>
-            </w:pPr>
-            <w:r>
-              <w:rPr>
+              <w:spacing w:line="360" w:lineRule="auto" w:after="0"/>
+              <w:keepLines/>
+            </w:pPr>
+            <w:r>
+              <w:rPr>
+                <w:rFonts w:ascii="Times New Roman" w:hAnsi="Times New Roman" w:cs="Times New Roman"/>
                 <w:b/>
                 <w:bCs/>
+                <w:sz w:val="24"/>
+                <w:szCs w:val="24"/>
               </w:rPr>
               <w:t xml:space="preserve">Weekly</w:t>
             </w:r>
@@ -1392,12 +1811,16 @@
           </w:tcPr>
           <w:p>
             <w:pPr>
-              <w:spacing w:after="0"/>
-            </w:pPr>
-            <w:r>
-              <w:rPr>
+              <w:spacing w:line="360" w:lineRule="auto" w:after="0"/>
+              <w:keepLines/>
+            </w:pPr>
+            <w:r>
+              <w:rPr>
+                <w:rFonts w:ascii="Times New Roman" w:hAnsi="Times New Roman" w:cs="Times New Roman"/>
                 <w:b/>
                 <w:bCs/>
+                <w:sz w:val="24"/>
+                <w:szCs w:val="24"/>
               </w:rPr>
               <w:t xml:space="preserve">Milestone deliverables submitted on time</w:t>
             </w:r>
@@ -1409,12 +1832,16 @@
           </w:tcPr>
           <w:p>
             <w:pPr>
-              <w:spacing w:after="0"/>
-            </w:pPr>
-            <w:r>
-              <w:rPr>
+              <w:spacing w:line="360" w:lineRule="auto" w:after="0"/>
+              <w:keepLines/>
+            </w:pPr>
+            <w:r>
+              <w:rPr>
+                <w:rFonts w:ascii="Times New Roman" w:hAnsi="Times New Roman" w:cs="Times New Roman"/>
                 <w:b/>
                 <w:bCs/>
+                <w:sz w:val="24"/>
+                <w:szCs w:val="24"/>
               </w:rPr>
               <w:t xml:space="preserve">≥ 90%</w:t>
             </w:r>
@@ -1426,12 +1853,16 @@
           </w:tcPr>
           <w:p>
             <w:pPr>
-              <w:spacing w:after="0"/>
-            </w:pPr>
-            <w:r>
-              <w:rPr>
+              <w:spacing w:line="360" w:lineRule="auto" w:after="0"/>
+              <w:keepLines/>
+            </w:pPr>
+            <w:r>
+              <w:rPr>
+                <w:rFonts w:ascii="Times New Roman" w:hAnsi="Times New Roman" w:cs="Times New Roman"/>
                 <w:b/>
                 <w:bCs/>
+                <w:sz w:val="24"/>
+                <w:szCs w:val="24"/>
               </w:rPr>
               <w:t xml:space="preserve">Per milestone</w:t>
             </w:r>
@@ -1445,12 +1876,16 @@
           </w:tcPr>
           <w:p>
             <w:pPr>
-              <w:spacing w:after="0"/>
-            </w:pPr>
-            <w:r>
-              <w:rPr>
+              <w:spacing w:line="360" w:lineRule="auto" w:after="0"/>
+              <w:keepLines/>
+            </w:pPr>
+            <w:r>
+              <w:rPr>
+                <w:rFonts w:ascii="Times New Roman" w:hAnsi="Times New Roman" w:cs="Times New Roman"/>
                 <w:b/>
                 <w:bCs/>
+                <w:sz w:val="24"/>
+                <w:szCs w:val="24"/>
               </w:rPr>
               <w:t xml:space="preserve">Client sign-off obtained at each phase</w:t>
             </w:r>
@@ -1462,12 +1897,16 @@
           </w:tcPr>
           <w:p>
             <w:pPr>
-              <w:spacing w:after="0"/>
-            </w:pPr>
-            <w:r>
-              <w:rPr>
+              <w:spacing w:line="360" w:lineRule="auto" w:after="0"/>
+              <w:keepLines/>
+            </w:pPr>
+            <w:r>
+              <w:rPr>
+                <w:rFonts w:ascii="Times New Roman" w:hAnsi="Times New Roman" w:cs="Times New Roman"/>
                 <w:b/>
                 <w:bCs/>
+                <w:sz w:val="24"/>
+                <w:szCs w:val="24"/>
               </w:rPr>
               <w:t xml:space="preserve">100%</w:t>
             </w:r>
@@ -1479,12 +1918,16 @@
           </w:tcPr>
           <w:p>
             <w:pPr>
-              <w:spacing w:after="0"/>
-            </w:pPr>
-            <w:r>
-              <w:rPr>
+              <w:spacing w:line="360" w:lineRule="auto" w:after="0"/>
+              <w:keepLines/>
+            </w:pPr>
+            <w:r>
+              <w:rPr>
+                <w:rFonts w:ascii="Times New Roman" w:hAnsi="Times New Roman" w:cs="Times New Roman"/>
                 <w:b/>
                 <w:bCs/>
+                <w:sz w:val="24"/>
+                <w:szCs w:val="24"/>
               </w:rPr>
               <w:t xml:space="preserve">Per phase</w:t>
             </w:r>
@@ -1498,12 +1941,16 @@
           </w:tcPr>
           <w:p>
             <w:pPr>
-              <w:spacing w:after="0"/>
-            </w:pPr>
-            <w:r>
-              <w:rPr>
+              <w:spacing w:line="360" w:lineRule="auto" w:after="0"/>
+              <w:keepLines/>
+            </w:pPr>
+            <w:r>
+              <w:rPr>
+                <w:rFonts w:ascii="Times New Roman" w:hAnsi="Times New Roman" w:cs="Times New Roman"/>
                 <w:b/>
                 <w:bCs/>
+                <w:sz w:val="24"/>
+                <w:szCs w:val="24"/>
               </w:rPr>
               <w:t xml:space="preserve">Deliverables free of critical errors on first review</w:t>
             </w:r>
@@ -1515,12 +1962,16 @@
           </w:tcPr>
           <w:p>
             <w:pPr>
-              <w:spacing w:after="0"/>
-            </w:pPr>
-            <w:r>
-              <w:rPr>
+              <w:spacing w:line="360" w:lineRule="auto" w:after="0"/>
+              <w:keepLines/>
+            </w:pPr>
+            <w:r>
+              <w:rPr>
+                <w:rFonts w:ascii="Times New Roman" w:hAnsi="Times New Roman" w:cs="Times New Roman"/>
                 <w:b/>
                 <w:bCs/>
+                <w:sz w:val="24"/>
+                <w:szCs w:val="24"/>
               </w:rPr>
               <w:t xml:space="preserve">≥ 85%</w:t>
             </w:r>
@@ -1532,12 +1983,16 @@
           </w:tcPr>
           <w:p>
             <w:pPr>
-              <w:spacing w:after="0"/>
-            </w:pPr>
-            <w:r>
-              <w:rPr>
+              <w:spacing w:line="360" w:lineRule="auto" w:after="0"/>
+              <w:keepLines/>
+            </w:pPr>
+            <w:r>
+              <w:rPr>
+                <w:rFonts w:ascii="Times New Roman" w:hAnsi="Times New Roman" w:cs="Times New Roman"/>
                 <w:b/>
                 <w:bCs/>
+                <w:sz w:val="24"/>
+                <w:szCs w:val="24"/>
               </w:rPr>
               <w:t xml:space="preserve">Per deliverable</w:t>
             </w:r>
@@ -1547,52 +2002,77 @@
     </w:tbl>
     <w:p>
       <w:pPr>
-        <w:spacing w:after="80"/>
-      </w:pPr>
-      <w:r>
-        <w:rPr>
-          <w:b/>
-          <w:bCs/>
+        <w:spacing w:line="360" w:lineRule="auto" w:after="80"/>
+        <w:keepLines/>
+      </w:pPr>
+      <w:r>
+        <w:rPr>
+          <w:rFonts w:ascii="Times New Roman" w:hAnsi="Times New Roman" w:cs="Times New Roman"/>
+          <w:b/>
+          <w:bCs/>
+          <w:sz w:val="24"/>
+          <w:szCs w:val="24"/>
         </w:rPr>
         <w:t xml:space="preserve">10. Non-Conformance Handling</w:t>
       </w:r>
     </w:p>
     <w:p>
       <w:pPr>
-        <w:spacing w:after="80"/>
-      </w:pPr>
-      <w:r>
-        <w:rPr>
-          <w:b/>
-          <w:bCs/>
+        <w:spacing w:line="360" w:lineRule="auto" w:after="80"/>
+        <w:keepLines/>
+      </w:pPr>
+      <w:r>
+        <w:rPr>
+          <w:rFonts w:ascii="Times New Roman" w:hAnsi="Times New Roman" w:cs="Times New Roman"/>
+          <w:b/>
+          <w:bCs/>
+          <w:sz w:val="24"/>
+          <w:szCs w:val="24"/>
         </w:rPr>
         <w:t xml:space="preserve">Scope creep:</w:t>
       </w:r>
       <w:r>
+        <w:rPr>
+          <w:rFonts w:ascii="Times New Roman" w:hAnsi="Times New Roman" w:cs="Times New Roman"/>
+          <w:sz w:val="24"/>
+          <w:szCs w:val="24"/>
+        </w:rPr>
         <w:t xml:space="preserve">: If client requests work outside the contracted scope, log the request. Assess whether it can be accommodated within existing budget/time. If not: prepare a Change Order (amendment to TPL-03) before commencing the additional work.</w:t>
       </w:r>
     </w:p>
     <w:p>
       <w:pPr>
-        <w:spacing w:after="80"/>
-      </w:pPr>
-      <w:r>
-        <w:rPr>
-          <w:b/>
-          <w:bCs/>
+        <w:spacing w:line="360" w:lineRule="auto" w:after="80"/>
+        <w:keepLines/>
+      </w:pPr>
+      <w:r>
+        <w:rPr>
+          <w:rFonts w:ascii="Times New Roman" w:hAnsi="Times New Roman" w:cs="Times New Roman"/>
+          <w:b/>
+          <w:bCs/>
+          <w:sz w:val="24"/>
+          <w:szCs w:val="24"/>
         </w:rPr>
         <w:t xml:space="preserve">Missed milestone:</w:t>
       </w:r>
       <w:r>
+        <w:rPr>
+          <w:rFonts w:ascii="Times New Roman" w:hAnsi="Times New Roman" w:cs="Times New Roman"/>
+          <w:sz w:val="24"/>
+          <w:szCs w:val="24"/>
+        </w:rPr>
         <w:t xml:space="preserve">: Log in REG-06. Identify cause (Preqal-side or client-side delay). Adjust the project plan and notify the client in writing within 24 hours of identifying the delay.</w:t>
       </w:r>
     </w:p>
     <w:p>
       <w:pPr>
-        <w:spacing w:before="240" w:after="80"/>
-      </w:pPr>
-      <w:r>
-        <w:rPr>
+        <w:spacing w:line="360" w:lineRule="auto" w:before="240" w:after="80"/>
+        <w:keepLines/>
+        <w:pageBreakBefore/>
+      </w:pPr>
+      <w:r>
+        <w:rPr>
+          <w:rFonts w:ascii="Times New Roman" w:hAnsi="Times New Roman" w:cs="Times New Roman"/>
           <w:b/>
           <w:bCs/>
           <w:sz w:val="28"/>
@@ -1605,10 +2085,12 @@
     <w:p/>
     <w:p>
       <w:pPr>
-        <w:spacing w:before="240" w:after="80"/>
-      </w:pPr>
-      <w:r>
-        <w:rPr>
+        <w:spacing w:line="360" w:lineRule="auto" w:before="240" w:after="80"/>
+        <w:keepLines/>
+      </w:pPr>
+      <w:r>
+        <w:rPr>
+          <w:rFonts w:ascii="Times New Roman" w:hAnsi="Times New Roman" w:cs="Times New Roman"/>
           <w:b/>
           <w:bCs/>
           <w:sz w:val="28"/>

--- a/public/ims/PRO-07-PROJECT-DELIVERY.docx
+++ b/public/ims/PRO-07-PROJECT-DELIVERY.docx
@@ -548,7 +548,7 @@
     </w:tbl>
     <w:p>
       <w:pPr>
-        <w:spacing w:line="360" w:lineRule="auto" w:before="240" w:after="80"/>
+        <w:spacing w:line="276" w:lineRule="auto" w:before="120" w:after="40"/>
         <w:keepLines/>
         <w:pageBreakBefore/>
       </w:pPr>
@@ -566,7 +566,7 @@
     </w:p>
     <w:p>
       <w:pPr>
-        <w:spacing w:line="360" w:lineRule="auto" w:after="80"/>
+        <w:spacing w:line="276" w:lineRule="auto" w:after="40"/>
         <w:keepLines/>
       </w:pPr>
       <w:r>
@@ -580,7 +580,7 @@
     </w:p>
     <w:p>
       <w:pPr>
-        <w:spacing w:line="360" w:lineRule="auto" w:before="240" w:after="80"/>
+        <w:spacing w:line="276" w:lineRule="auto" w:before="120" w:after="40"/>
         <w:keepLines/>
       </w:pPr>
       <w:r>
@@ -597,7 +597,7 @@
     </w:p>
     <w:p>
       <w:pPr>
-        <w:spacing w:line="360" w:lineRule="auto" w:after="80"/>
+        <w:spacing w:line="276" w:lineRule="auto" w:after="40"/>
         <w:keepLines/>
       </w:pPr>
       <w:r>
@@ -611,7 +611,7 @@
     </w:p>
     <w:p>
       <w:pPr>
-        <w:spacing w:line="360" w:lineRule="auto" w:before="240" w:after="80"/>
+        <w:spacing w:line="276" w:lineRule="auto" w:before="120" w:after="40"/>
         <w:keepLines/>
       </w:pPr>
       <w:r>
@@ -628,7 +628,7 @@
     </w:p>
     <w:p>
       <w:pPr>
-        <w:spacing w:line="360" w:lineRule="auto" w:after="80"/>
+        <w:spacing w:line="276" w:lineRule="auto" w:after="40"/>
         <w:keepLines/>
       </w:pPr>
       <w:r>
@@ -644,7 +644,7 @@
     </w:p>
     <w:p>
       <w:pPr>
-        <w:spacing w:line="360" w:lineRule="auto" w:after="80"/>
+        <w:spacing w:line="276" w:lineRule="auto" w:after="40"/>
         <w:keepLines/>
       </w:pPr>
       <w:r>
@@ -658,7 +658,7 @@
     </w:p>
     <w:p>
       <w:pPr>
-        <w:spacing w:line="360" w:lineRule="auto" w:after="80"/>
+        <w:spacing w:line="276" w:lineRule="auto" w:after="40"/>
         <w:keepLines/>
       </w:pPr>
       <w:r>
@@ -672,7 +672,7 @@
     </w:p>
     <w:p>
       <w:pPr>
-        <w:spacing w:line="360" w:lineRule="auto" w:after="80"/>
+        <w:spacing w:line="276" w:lineRule="auto" w:after="40"/>
         <w:keepLines/>
       </w:pPr>
       <w:r>
@@ -686,7 +686,7 @@
     </w:p>
     <w:p>
       <w:pPr>
-        <w:spacing w:line="360" w:lineRule="auto" w:after="80"/>
+        <w:spacing w:line="276" w:lineRule="auto" w:after="40"/>
         <w:keepLines/>
       </w:pPr>
       <w:r>
@@ -702,7 +702,7 @@
     </w:p>
     <w:p>
       <w:pPr>
-        <w:spacing w:line="360" w:lineRule="auto" w:after="80"/>
+        <w:spacing w:line="276" w:lineRule="auto" w:after="40"/>
         <w:keepLines/>
       </w:pPr>
       <w:r>
@@ -716,7 +716,7 @@
     </w:p>
     <w:p>
       <w:pPr>
-        <w:spacing w:line="360" w:lineRule="auto" w:after="80"/>
+        <w:spacing w:line="276" w:lineRule="auto" w:after="40"/>
         <w:keepLines/>
       </w:pPr>
       <w:r>
@@ -730,7 +730,7 @@
     </w:p>
     <w:p>
       <w:pPr>
-        <w:spacing w:line="360" w:lineRule="auto" w:after="80"/>
+        <w:spacing w:line="276" w:lineRule="auto" w:after="40"/>
         <w:keepLines/>
       </w:pPr>
       <w:r>
@@ -744,7 +744,7 @@
     </w:p>
     <w:p>
       <w:pPr>
-        <w:spacing w:line="360" w:lineRule="auto" w:after="80"/>
+        <w:spacing w:line="276" w:lineRule="auto" w:after="40"/>
         <w:keepLines/>
       </w:pPr>
       <w:r>
@@ -758,7 +758,7 @@
     </w:p>
     <w:p>
       <w:pPr>
-        <w:spacing w:line="360" w:lineRule="auto" w:after="80"/>
+        <w:spacing w:line="276" w:lineRule="auto" w:after="40"/>
         <w:keepLines/>
       </w:pPr>
       <w:r>
@@ -774,7 +774,7 @@
     </w:p>
     <w:p>
       <w:pPr>
-        <w:spacing w:line="360" w:lineRule="auto" w:before="240" w:after="80"/>
+        <w:spacing w:line="276" w:lineRule="auto" w:before="120" w:after="40"/>
         <w:keepLines/>
       </w:pPr>
       <w:r>
@@ -791,7 +791,7 @@
     </w:p>
     <w:p>
       <w:pPr>
-        <w:spacing w:line="360" w:lineRule="auto" w:after="80"/>
+        <w:spacing w:line="276" w:lineRule="auto" w:after="40"/>
         <w:keepLines/>
       </w:pPr>
       <w:r>
@@ -815,7 +815,7 @@
     </w:p>
     <w:p>
       <w:pPr>
-        <w:spacing w:line="360" w:lineRule="auto" w:after="80"/>
+        <w:spacing w:line="276" w:lineRule="auto" w:after="40"/>
         <w:keepLines/>
       </w:pPr>
       <w:r>
@@ -839,7 +839,7 @@
     </w:p>
     <w:p>
       <w:pPr>
-        <w:spacing w:line="360" w:lineRule="auto" w:after="80"/>
+        <w:spacing w:line="276" w:lineRule="auto" w:after="40"/>
         <w:keepLines/>
       </w:pPr>
       <w:r>
@@ -863,7 +863,7 @@
     </w:p>
     <w:p>
       <w:pPr>
-        <w:spacing w:line="360" w:lineRule="auto" w:after="80"/>
+        <w:spacing w:line="276" w:lineRule="auto" w:after="40"/>
         <w:keepLines/>
       </w:pPr>
       <w:r>
@@ -887,7 +887,7 @@
     </w:p>
     <w:p>
       <w:pPr>
-        <w:spacing w:line="360" w:lineRule="auto" w:after="80"/>
+        <w:spacing w:line="276" w:lineRule="auto" w:after="40"/>
         <w:keepLines/>
       </w:pPr>
       <w:r>
@@ -911,7 +911,7 @@
     </w:p>
     <w:p>
       <w:pPr>
-        <w:spacing w:line="360" w:lineRule="auto" w:after="80"/>
+        <w:spacing w:line="276" w:lineRule="auto" w:after="40"/>
         <w:keepLines/>
       </w:pPr>
       <w:r>
@@ -935,7 +935,7 @@
     </w:p>
     <w:p>
       <w:pPr>
-        <w:spacing w:line="360" w:lineRule="auto" w:after="80"/>
+        <w:spacing w:line="276" w:lineRule="auto" w:after="40"/>
         <w:keepLines/>
       </w:pPr>
       <w:r>

--- a/public/ims/PRO-07-PROJECT-DELIVERY.docx
+++ b/public/ims/PRO-07-PROJECT-DELIVERY.docx
@@ -22,12 +22,99 @@
     </w:p>
     <w:p>
       <w:pPr>
-        <w:spacing w:after="60" w:before="120"/>
-      </w:pPr>
-    </w:p>
-    <w:p>
-      <w:pPr>
-        <w:spacing w:after="60" w:before="240"/>
+        <w:spacing w:after="0" w:before="480"/>
+      </w:pPr>
+    </w:p>
+    <w:p>
+      <w:pPr>
+        <w:jc w:val="center"/>
+        <w:spacing w:after="100" w:before="0"/>
+      </w:pPr>
+      <w:r>
+        <w:drawing>
+          <wp:inline xmlns:wp="http://schemas.openxmlformats.org/drawingml/2006/wordprocessingDrawing" distT="0" distB="0" distL="0" distR="0">
+            <wp:extent cx="1238250" cy="1390650"/>
+            <wp:effectExtent l="0" t="0" r="0" b="0"/>
+            <wp:docPr id="10" name="favicon"/>
+            <wp:cNvGraphicFramePr>
+              <a:graphicFrameLocks xmlns:a="http://schemas.openxmlformats.org/drawingml/2006/main" noChangeAspect="1"/>
+            </wp:cNvGraphicFramePr>
+            <a:graphic xmlns:a="http://schemas.openxmlformats.org/drawingml/2006/main">
+              <a:graphicData uri="http://schemas.openxmlformats.org/drawingml/2006/picture">
+                <pic:pic xmlns:pic="http://schemas.openxmlformats.org/drawingml/2006/picture">
+                  <pic:nvPicPr>
+                    <pic:cNvPr id="10" name="favicon"/>
+                    <pic:cNvPicPr/>
+                  </pic:nvPicPr>
+                  <pic:blipFill>
+                    <a:blip r:embed="rId10"/>
+                    <a:stretch>
+                      <a:fillRect/>
+                    </a:stretch>
+                  </pic:blipFill>
+                  <pic:spPr>
+                    <a:xfrm>
+                      <a:off x="0" y="0"/>
+                      <a:ext cx="1238250" cy="1390650"/>
+                    </a:xfrm>
+                    <a:prstGeom prst="rect">
+                      <a:avLst/>
+                    </a:prstGeom>
+                  </pic:spPr>
+                </pic:pic>
+              </a:graphicData>
+            </a:graphic>
+          </wp:inline>
+        </w:drawing>
+      </w:r>
+    </w:p>
+    <w:p>
+      <w:pPr>
+        <w:jc w:val="center"/>
+        <w:spacing w:after="400" w:before="0"/>
+      </w:pPr>
+      <w:r>
+        <w:drawing>
+          <wp:inline xmlns:wp="http://schemas.openxmlformats.org/drawingml/2006/wordprocessingDrawing" distT="0" distB="0" distL="0" distR="0">
+            <wp:extent cx="2095500" cy="914400"/>
+            <wp:effectExtent l="0" t="0" r="0" b="0"/>
+            <wp:docPr id="11" name="wordmark"/>
+            <wp:cNvGraphicFramePr>
+              <a:graphicFrameLocks xmlns:a="http://schemas.openxmlformats.org/drawingml/2006/main" noChangeAspect="1"/>
+            </wp:cNvGraphicFramePr>
+            <a:graphic xmlns:a="http://schemas.openxmlformats.org/drawingml/2006/main">
+              <a:graphicData uri="http://schemas.openxmlformats.org/drawingml/2006/picture">
+                <pic:pic xmlns:pic="http://schemas.openxmlformats.org/drawingml/2006/picture">
+                  <pic:nvPicPr>
+                    <pic:cNvPr id="11" name="wordmark"/>
+                    <pic:cNvPicPr/>
+                  </pic:nvPicPr>
+                  <pic:blipFill>
+                    <a:blip r:embed="rId11"/>
+                    <a:stretch>
+                      <a:fillRect/>
+                    </a:stretch>
+                  </pic:blipFill>
+                  <pic:spPr>
+                    <a:xfrm>
+                      <a:off x="0" y="0"/>
+                      <a:ext cx="2095500" cy="914400"/>
+                    </a:xfrm>
+                    <a:prstGeom prst="rect">
+                      <a:avLst/>
+                    </a:prstGeom>
+                  </pic:spPr>
+                </pic:pic>
+              </a:graphicData>
+            </a:graphic>
+          </wp:inline>
+        </w:drawing>
+      </w:r>
+    </w:p>
+    <w:p>
+      <w:pPr>
+        <w:jc w:val="center"/>
+        <w:spacing w:after="60" w:before="0"/>
       </w:pPr>
       <w:r>
         <w:rPr>
@@ -38,12 +125,13 @@
           <w:sz w:val="44"/>
           <w:szCs w:val="44"/>
         </w:rPr>
-        <w:t xml:space="preserve">SOP-06: Project Scoping &amp; Delivery</w:t>
-      </w:r>
-    </w:p>
-    <w:p>
-      <w:pPr>
-        <w:spacing w:after="200" w:before="0"/>
+        <w:t xml:space="preserve">PRO-07: Project Delivery</w:t>
+      </w:r>
+    </w:p>
+    <w:p>
+      <w:pPr>
+        <w:jc w:val="center"/>
+        <w:spacing w:after="320" w:before="0"/>
       </w:pPr>
       <w:r>
         <w:rPr>
@@ -54,11 +142,6 @@
         </w:rPr>
         <w:t xml:space="preserve">Standard Operating Procedure</w:t>
       </w:r>
-    </w:p>
-    <w:p>
-      <w:pPr>
-        <w:spacing w:after="80" w:before="40"/>
-      </w:pPr>
     </w:p>
     <w:tbl>
       <w:tblPr>
@@ -2267,7 +2350,7 @@
 </file>
 
 <file path=word/header1.xml><?xml version="1.0" encoding="utf-8"?>
-<w:hdr xmlns:wpc="http://schemas.microsoft.com/office/word/2010/wordprocessingCanvas" xmlns:mc="http://schemas.openxmlformats.org/markup-compatibility/2006" xmlns:o="urn:schemas-microsoft-com:office:office" xmlns:r="http://schemas.openxmlformats.org/officeDocument/2006/relationships" xmlns:m="http://schemas.openxmlformats.org/officeDocument/2006/math" xmlns:v="urn:schemas-microsoft-com:vml" xmlns:wp14="http://schemas.microsoft.com/office/word/2010/wordprocessingDrawing" xmlns:wp="http://schemas.openxmlformats.org/drawingml/2006/wordprocessingDrawing" xmlns:w10="urn:schemas-microsoft-com:office:word" xmlns:w="http://schemas.openxmlformats.org/wordprocessingml/2006/main" xmlns:w14="http://schemas.microsoft.com/office/word/2010/wordml" xmlns:w15="http://schemas.microsoft.com/office/word/2012/wordml" xmlns:wpg="http://schemas.microsoft.com/office/word/2010/wordprocessingGroup" xmlns:wpi="http://schemas.microsoft.com/office/word/2010/wordprocessingInk" xmlns:wne="http://schemas.microsoft.com/office/word/2006/wordml" xmlns:wps="http://schemas.microsoft.com/office/word/2010/wordprocessingShape" xmlns:cx="http://schemas.microsoft.com/office/drawing/2014/chartex" xmlns:cx1="http://schemas.microsoft.com/office/drawing/2015/9/8/chartex" xmlns:cx2="http://schemas.microsoft.com/office/drawing/2015/10/21/chartex" xmlns:cx3="http://schemas.microsoft.com/office/drawing/2016/5/9/chartex" xmlns:cx4="http://schemas.microsoft.com/office/drawing/2016/5/10/chartex" xmlns:cx5="http://schemas.microsoft.com/office/drawing/2016/5/11/chartex" xmlns:cx6="http://schemas.microsoft.com/office/drawing/2016/5/12/chartex" xmlns:cx7="http://schemas.microsoft.com/office/drawing/2016/5/13/chartex" xmlns:cx8="http://schemas.microsoft.com/office/drawing/2016/5/14/chartex" xmlns:w16cid="http://schemas.microsoft.com/office/word/2016/wordml/cid" xmlns:w16se="http://schemas.microsoft.com/office/word/2015/wordml/symex">
+<w:hdr xmlns:wpc="http://schemas.microsoft.com/office/word/2010/wordprocessingCanvas" xmlns:mc="http://schemas.openxmlformats.org/markup-compatibility/2006" xmlns:o="urn:schemas-microsoft-com:office:office" xmlns:r="http://schemas.openxmlformats.org/officeDocument/2006/relationships" xmlns:m="http://schemas.openxmlformats.org/officeDocument/2006/math" xmlns:v="urn:schemas-microsoft-com:vml" xmlns:wp14="http://schemas.microsoft.com/office/word/2010/wordprocessingDrawing" xmlns:wp="http://schemas.openxmlformats.org/drawingml/2006/wordprocessingDrawing" xmlns:w10="urn:schemas-microsoft-com:office:word" xmlns:w="http://schemas.openxmlformats.org/wordprocessingml/2006/main" xmlns:w14="http://schemas.microsoft.com/office/word/2010/wordml" xmlns:w15="http://schemas.microsoft.com/office/word/2012/wordml" xmlns:w16se="http://schemas.microsoft.com/office/word/2015/wordml/symex">
   <w:p>
     <w:pPr>
       <w:pBdr>
@@ -2278,6 +2361,50 @@
       </w:tabs>
       <w:spacing w:after="80" w:before="80"/>
     </w:pPr>
+    <w:r>
+      <w:drawing>
+        <wp:inline xmlns:wp="http://schemas.openxmlformats.org/drawingml/2006/wordprocessingDrawing" distT="0" distB="0" distL="0" distR="0">
+          <wp:extent cx="209550" cy="238125"/>
+          <wp:effectExtent l="0" t="0" r="0" b="0"/>
+          <wp:docPr id="1" name="header-favicon"/>
+          <wp:cNvGraphicFramePr>
+            <a:graphicFrameLocks xmlns:a="http://schemas.openxmlformats.org/drawingml/2006/main" noChangeAspect="1"/>
+          </wp:cNvGraphicFramePr>
+          <a:graphic xmlns:a="http://schemas.openxmlformats.org/drawingml/2006/main">
+            <a:graphicData uri="http://schemas.openxmlformats.org/drawingml/2006/picture">
+              <pic:pic xmlns:pic="http://schemas.openxmlformats.org/drawingml/2006/picture">
+                <pic:nvPicPr>
+                  <pic:cNvPr id="1" name="header-favicon"/>
+                  <pic:cNvPicPr/>
+                </pic:nvPicPr>
+                <pic:blipFill>
+                  <a:blip r:embed="rId1"/>
+                  <a:stretch>
+                    <a:fillRect/>
+                  </a:stretch>
+                </pic:blipFill>
+                <pic:spPr>
+                  <a:xfrm>
+                    <a:off x="0" y="0"/>
+                    <a:ext cx="209550" cy="238125"/>
+                  </a:xfrm>
+                  <a:prstGeom prst="rect">
+                    <a:avLst/>
+                  </a:prstGeom>
+                </pic:spPr>
+              </pic:pic>
+            </a:graphicData>
+          </a:graphic>
+        </wp:inline>
+      </w:drawing>
+    </w:r>
+    <w:r>
+      <w:rPr>
+        <w:rFonts w:ascii="Arial" w:cs="Arial" w:eastAsia="Arial" w:hAnsi="Arial"/>
+        <w:sz w:val="18"/>
+      </w:rPr>
+      <w:t xml:space="preserve">  </w:t>
+    </w:r>
     <w:r>
       <w:rPr>
         <w:rFonts w:ascii="Arial" w:cs="Arial" w:eastAsia="Arial" w:hAnsi="Arial"/>
@@ -2301,17 +2428,16 @@
     <w:r>
       <w:rPr>
         <w:rFonts w:ascii="Arial" w:cs="Arial" w:eastAsia="Arial" w:hAnsi="Arial"/>
-        <w:color w:val="CBD5E1"/>
+        <w:color w:val="64748B"/>
         <w:sz w:val="20"/>
         <w:szCs w:val="20"/>
       </w:rPr>
-      <w:t xml:space="preserve"> — Project Scoping &amp; Delivery</w:t>
+      <w:t xml:space="preserve">— Project Delivery</w:t>
     </w:r>
     <w:r>
       <w:rPr>
         <w:rFonts w:ascii="Arial" w:cs="Arial" w:eastAsia="Arial" w:hAnsi="Arial"/>
         <w:sz w:val="18"/>
-        <w:szCs w:val="18"/>
       </w:rPr>
       <w:t xml:space="preserve">	</w:t>
     </w:r>
